--- a/assets/downloads/simulation-24/rubric.docx
+++ b/assets/downloads/simulation-24/rubric.docx
@@ -1,6 +1,6 @@
 
 <file path=word/document.xml><?xml version="1.0" encoding="utf-8"?>
-<w:document xmlns:wpc="http://schemas.microsoft.com/office/word/2010/wordprocessingCanvas" xmlns:cx="http://schemas.microsoft.com/office/drawing/2014/chartex" xmlns:cx1="http://schemas.microsoft.com/office/drawing/2015/9/8/chartex" xmlns:cx2="http://schemas.microsoft.com/office/drawing/2015/10/21/chartex" xmlns:cx3="http://schemas.microsoft.com/office/drawing/2016/5/9/chartex" xmlns:cx4="http://schemas.microsoft.com/office/drawing/2016/5/10/chartex" xmlns:cx5="http://schemas.microsoft.com/office/drawing/2016/5/11/chartex" xmlns:cx6="http://schemas.microsoft.com/office/drawing/2016/5/12/chartex" xmlns:cx7="http://schemas.microsoft.com/office/drawing/2016/5/13/chartex" xmlns:cx8="http://schemas.microsoft.com/office/drawing/2016/5/14/chartex" xmlns:mc="http://schemas.openxmlformats.org/markup-compatibility/2006" xmlns:aink="http://schemas.microsoft.com/office/drawing/2016/ink" xmlns:am3d="http://schemas.microsoft.com/office/drawing/2017/model3d" xmlns:o="urn:schemas-microsoft-com:office:office" xmlns:oel="http://schemas.microsoft.com/office/2019/extlst" xmlns:r="http://schemas.openxmlformats.org/officeDocument/2006/relationships" xmlns:m="http://schemas.openxmlformats.org/officeDocument/2006/math" xmlns:v="urn:schemas-microsoft-com:vml" xmlns:wp14="http://schemas.microsoft.com/office/word/2010/wordprocessingDrawing" xmlns:wp="http://schemas.openxmlformats.org/drawingml/2006/wordprocessingDrawing" xmlns:w10="urn:schemas-microsoft-com:office:word" xmlns:w="http://schemas.openxmlformats.org/wordprocessingml/2006/main" xmlns:w14="http://schemas.microsoft.com/office/word/2010/wordml" xmlns:w15="http://schemas.microsoft.com/office/word/2012/wordml" xmlns:w16cei="http://schemas.microsoft.com/office/word/2026/wordml/cei" xmlns:w16cex="http://schemas.microsoft.com/office/word/2018/wordml/cex" xmlns:w16cid="http://schemas.microsoft.com/office/word/2016/wordml/cid" xmlns:w16="http://schemas.microsoft.com/office/word/2018/wordml" xmlns:w16du="http://schemas.microsoft.com/office/word/2023/wordml/word16du" xmlns:w16sdtdh="http://schemas.microsoft.com/office/word/2020/wordml/sdtdatahash" xmlns:w16sdtfl="http://schemas.microsoft.com/office/word/2024/wordml/sdtformatlock" xmlns:w16se="http://schemas.microsoft.com/office/word/2015/wordml/symex" xmlns:wpg="http://schemas.microsoft.com/office/word/2010/wordprocessingGroup" xmlns:wpi="http://schemas.microsoft.com/office/word/2010/wordprocessingInk" xmlns:wne="http://schemas.microsoft.com/office/word/2006/wordml" xmlns:wps="http://schemas.microsoft.com/office/word/2010/wordprocessingShape" mc:Ignorable="w14 w15 w16se w16cid w16 w16cex w16sdtdh w16sdtfl w16du wp14">
+<w:document xmlns:wpc="http://schemas.microsoft.com/office/word/2010/wordprocessingCanvas" xmlns:cx="http://schemas.microsoft.com/office/drawing/2014/chartex" xmlns:cx1="http://schemas.microsoft.com/office/drawing/2015/9/8/chartex" xmlns:cx2="http://schemas.microsoft.com/office/drawing/2015/10/21/chartex" xmlns:cx3="http://schemas.microsoft.com/office/drawing/2016/5/9/chartex" xmlns:cx4="http://schemas.microsoft.com/office/drawing/2016/5/10/chartex" xmlns:cx5="http://schemas.microsoft.com/office/drawing/2016/5/11/chartex" xmlns:cx6="http://schemas.microsoft.com/office/drawing/2016/5/12/chartex" xmlns:cx7="http://schemas.microsoft.com/office/drawing/2016/5/13/chartex" xmlns:cx8="http://schemas.microsoft.com/office/drawing/2016/5/14/chartex" xmlns:mc="http://schemas.openxmlformats.org/markup-compatibility/2006" xmlns:aink="http://schemas.microsoft.com/office/drawing/2016/ink" xmlns:am3d="http://schemas.microsoft.com/office/drawing/2017/model3d" xmlns:o="urn:schemas-microsoft-com:office:office" xmlns:oel="http://schemas.microsoft.com/office/2019/extlst" xmlns:r="http://schemas.openxmlformats.org/officeDocument/2006/relationships" xmlns:m="http://schemas.openxmlformats.org/officeDocument/2006/math" xmlns:v="urn:schemas-microsoft-com:vml" xmlns:wp14="http://schemas.microsoft.com/office/word/2010/wordprocessingDrawing" xmlns:wp="http://schemas.openxmlformats.org/drawingml/2006/wordprocessingDrawing" xmlns:w10="urn:schemas-microsoft-com:office:word" xmlns:w="http://schemas.openxmlformats.org/wordprocessingml/2006/main" xmlns:w14="http://schemas.microsoft.com/office/word/2010/wordml" xmlns:w15="http://schemas.microsoft.com/office/word/2012/wordml" xmlns:w16cex="http://schemas.microsoft.com/office/word/2018/wordml/cex" xmlns:w16cid="http://schemas.microsoft.com/office/word/2016/wordml/cid" xmlns:w16="http://schemas.microsoft.com/office/word/2018/wordml" xmlns:w16du="http://schemas.microsoft.com/office/word/2023/wordml/word16du" xmlns:w16sdtdh="http://schemas.microsoft.com/office/word/2020/wordml/sdtdatahash" xmlns:w16sdtfl="http://schemas.microsoft.com/office/word/2024/wordml/sdtformatlock" xmlns:w16se="http://schemas.microsoft.com/office/word/2015/wordml/symex" xmlns:wpg="http://schemas.microsoft.com/office/word/2010/wordprocessingGroup" xmlns:wpi="http://schemas.microsoft.com/office/word/2010/wordprocessingInk" xmlns:wne="http://schemas.microsoft.com/office/word/2006/wordml" xmlns:wps="http://schemas.microsoft.com/office/word/2010/wordprocessingShape" mc:Ignorable="w14 w15 w16se w16cid w16 w16cex w16sdtdh w16sdtfl w16du wp14">
   <w:body>
     <w:p>
       <w:pPr>
@@ -12,10 +12,8 @@
       </w:pPr>
       <w:r>
         <w:rPr>
-          <w:rFonts w:ascii="Aptos" w:hAnsi="Aptos" w:eastAsia="Aptos" w:cs="Aptos"/>
+          <w:rFonts w:ascii="Aptos" w:eastAsia="Aptos" w:hAnsi="Aptos" w:cs="Aptos"/>
           <w:color w:val="000000"/>
-          <w:sz w:val="40"/>
-          <w:szCs w:val="40"/>
         </w:rPr>
         <w:t>Rubric</w:t>
       </w:r>
@@ -23,17 +21,17 @@
     <w:tbl>
       <w:tblPr>
         <w:tblStyle w:val="TableGrid"/>
-        <w:tblW w:w="4999" w:type="pct"/>
+        <w:tblW w:w="5328" w:type="pct"/>
         <w:tblLook w:val="04A0" w:firstRow="1" w:lastRow="0" w:firstColumn="1" w:lastColumn="0" w:noHBand="0" w:noVBand="1"/>
       </w:tblPr>
       <w:tblGrid>
-        <w:gridCol w:w="1713"/>
-        <w:gridCol w:w="249"/>
-        <w:gridCol w:w="2435"/>
-        <w:gridCol w:w="474"/>
-        <w:gridCol w:w="920"/>
-        <w:gridCol w:w="979"/>
-        <w:gridCol w:w="2804"/>
+        <w:gridCol w:w="2185"/>
+        <w:gridCol w:w="225"/>
+        <w:gridCol w:w="2734"/>
+        <w:gridCol w:w="430"/>
+        <w:gridCol w:w="1138"/>
+        <w:gridCol w:w="893"/>
+        <w:gridCol w:w="2599"/>
       </w:tblGrid>
       <w:tr>
         <w:trPr>
@@ -41,7 +39,7 @@
         </w:trPr>
         <w:tc>
           <w:tcPr>
-            <w:tcW w:w="1728" w:type="dxa"/>
+            <w:tcW w:w="2358" w:type="dxa"/>
             <w:tcBorders>
               <w:top w:val="nil"/>
               <w:left w:val="nil"/>
@@ -57,14 +55,12 @@
             </w:pPr>
             <w:r>
               <w:rPr>
-                <w:rFonts w:ascii="Aptos" w:hAnsi="Aptos" w:eastAsia="Aptos" w:cs="Aptos"/>
                 <w:color w:val="000000"/>
               </w:rPr>
               <w:t>Student</w:t>
             </w:r>
             <w:r>
               <w:rPr>
-                <w:rFonts w:ascii="Aptos" w:hAnsi="Aptos" w:eastAsia="Aptos" w:cs="Aptos"/>
                 <w:color w:val="000000"/>
               </w:rPr>
               <w:t xml:space="preserve"> name:</w:t>
@@ -74,6 +70,25 @@
         <w:tc>
           <w:tcPr>
             <w:tcW w:w="3202" w:type="dxa"/>
+            <w:gridSpan w:val="2"/>
+            <w:tcBorders>
+              <w:top w:val="nil"/>
+              <w:left w:val="nil"/>
+              <w:right w:val="nil"/>
+            </w:tcBorders>
+          </w:tcPr>
+          <w:p>
+            <w:pPr>
+              <w:ind w:left="144" w:hanging="144"/>
+              <w:rPr>
+                <w:color w:val="000000"/>
+              </w:rPr>
+            </w:pPr>
+          </w:p>
+        </w:tc>
+        <w:tc>
+          <w:tcPr>
+            <w:tcW w:w="1746" w:type="dxa"/>
             <w:gridSpan w:val="3"/>
             <w:tcBorders>
               <w:top w:val="nil"/>
@@ -88,28 +103,8 @@
                 <w:color w:val="000000"/>
               </w:rPr>
             </w:pPr>
-          </w:p>
-        </w:tc>
-        <w:tc>
-          <w:tcPr>
-            <w:tcW w:w="1746" w:type="dxa"/>
-            <w:gridSpan w:val="2"/>
-            <w:tcBorders>
-              <w:top w:val="nil"/>
-              <w:left w:val="nil"/>
-              <w:right w:val="nil"/>
-            </w:tcBorders>
-          </w:tcPr>
-          <w:p>
-            <w:pPr>
-              <w:ind w:left="144" w:hanging="144"/>
-              <w:rPr>
-                <w:color w:val="000000"/>
-              </w:rPr>
-            </w:pPr>
             <w:r>
               <w:rPr>
-                <w:rFonts w:ascii="Aptos" w:hAnsi="Aptos" w:eastAsia="Aptos" w:cs="Aptos"/>
                 <w:color w:val="000000"/>
               </w:rPr>
               <w:t>Proctor name:</w:t>
@@ -118,7 +113,7 @@
         </w:tc>
         <w:tc>
           <w:tcPr>
-            <w:tcW w:w="2899" w:type="dxa"/>
+            <w:tcW w:w="2898" w:type="dxa"/>
             <w:tcBorders>
               <w:top w:val="nil"/>
               <w:left w:val="nil"/>
@@ -141,7 +136,7 @@
         </w:trPr>
         <w:tc>
           <w:tcPr>
-            <w:tcW w:w="1988" w:type="dxa"/>
+            <w:tcW w:w="2618" w:type="dxa"/>
             <w:gridSpan w:val="2"/>
             <w:shd w:val="clear" w:color="auto" w:fill="A73023"/>
           </w:tcPr>
@@ -153,14 +148,17 @@
                 <w:b/>
                 <w:bCs/>
                 <w:color w:val="FFFFFF" w:themeColor="background1"/>
+                <w:sz w:val="22"/>
+                <w:szCs w:val="22"/>
               </w:rPr>
             </w:pPr>
             <w:r>
               <w:rPr>
-                <w:rFonts w:ascii="Aptos" w:hAnsi="Aptos" w:eastAsia="Aptos" w:cs="Aptos"/>
                 <w:b/>
                 <w:bCs/>
                 <w:color w:val="FFFFFF" w:themeColor="background1"/>
+                <w:sz w:val="22"/>
+                <w:szCs w:val="22"/>
               </w:rPr>
               <w:t>CRITERIA</w:t>
             </w:r>
@@ -168,33 +166,7 @@
         </w:tc>
         <w:tc>
           <w:tcPr>
-            <w:tcW w:w="2462" w:type="dxa"/>
-            <w:shd w:val="clear" w:color="auto" w:fill="A73023"/>
-          </w:tcPr>
-          <w:p>
-            <w:pPr>
-              <w:ind w:left="144" w:hanging="144"/>
-              <w:jc w:val="center"/>
-              <w:rPr>
-                <w:b/>
-                <w:bCs/>
-                <w:color w:val="FFFFFF" w:themeColor="background1"/>
-              </w:rPr>
-            </w:pPr>
-            <w:r>
-              <w:rPr>
-                <w:rFonts w:ascii="Aptos" w:hAnsi="Aptos" w:eastAsia="Aptos" w:cs="Aptos"/>
-                <w:b/>
-                <w:bCs/>
-                <w:color w:val="FFFFFF" w:themeColor="background1"/>
-              </w:rPr>
-              <w:t>DESCRIPTION</w:t>
-            </w:r>
-          </w:p>
-        </w:tc>
-        <w:tc>
-          <w:tcPr>
-            <w:tcW w:w="1240" w:type="dxa"/>
+            <w:tcW w:w="3430" w:type="dxa"/>
             <w:gridSpan w:val="2"/>
             <w:shd w:val="clear" w:color="auto" w:fill="A73023"/>
           </w:tcPr>
@@ -206,14 +178,46 @@
                 <w:b/>
                 <w:bCs/>
                 <w:color w:val="FFFFFF" w:themeColor="background1"/>
+                <w:sz w:val="22"/>
+                <w:szCs w:val="22"/>
               </w:rPr>
             </w:pPr>
             <w:r>
               <w:rPr>
-                <w:rFonts w:ascii="Aptos" w:hAnsi="Aptos" w:eastAsia="Aptos" w:cs="Aptos"/>
                 <w:b/>
                 <w:bCs/>
                 <w:color w:val="FFFFFF" w:themeColor="background1"/>
+                <w:sz w:val="22"/>
+                <w:szCs w:val="22"/>
+              </w:rPr>
+              <w:t>DESCRIPTION</w:t>
+            </w:r>
+          </w:p>
+        </w:tc>
+        <w:tc>
+          <w:tcPr>
+            <w:tcW w:w="272" w:type="dxa"/>
+            <w:shd w:val="clear" w:color="auto" w:fill="A73023"/>
+          </w:tcPr>
+          <w:p>
+            <w:pPr>
+              <w:ind w:left="144" w:hanging="144"/>
+              <w:jc w:val="center"/>
+              <w:rPr>
+                <w:b/>
+                <w:bCs/>
+                <w:color w:val="FFFFFF" w:themeColor="background1"/>
+                <w:sz w:val="22"/>
+                <w:szCs w:val="22"/>
+              </w:rPr>
+            </w:pPr>
+            <w:r>
+              <w:rPr>
+                <w:b/>
+                <w:bCs/>
+                <w:color w:val="FFFFFF" w:themeColor="background1"/>
+                <w:sz w:val="22"/>
+                <w:szCs w:val="22"/>
               </w:rPr>
               <w:t>RATING</w:t>
             </w:r>
@@ -226,32 +230,37 @@
                 <w:b/>
                 <w:bCs/>
                 <w:color w:val="FFFFFF" w:themeColor="background1"/>
+                <w:sz w:val="22"/>
+                <w:szCs w:val="22"/>
               </w:rPr>
             </w:pPr>
             <w:r>
               <w:rPr>
-                <w:rFonts w:ascii="Aptos" w:hAnsi="Aptos" w:eastAsia="Aptos" w:cs="Aptos"/>
                 <w:b/>
                 <w:bCs/>
                 <w:color w:val="FFFFFF" w:themeColor="background1"/>
+                <w:sz w:val="22"/>
+                <w:szCs w:val="22"/>
               </w:rPr>
               <w:t>(</w:t>
             </w:r>
             <w:r>
               <w:rPr>
-                <w:rFonts w:ascii="Aptos" w:hAnsi="Aptos" w:eastAsia="Aptos" w:cs="Aptos"/>
                 <w:b/>
                 <w:bCs/>
                 <w:color w:val="FFFFFF" w:themeColor="background1"/>
+                <w:sz w:val="22"/>
+                <w:szCs w:val="22"/>
               </w:rPr>
               <w:t>YES/NO</w:t>
             </w:r>
             <w:r>
               <w:rPr>
-                <w:rFonts w:ascii="Aptos" w:hAnsi="Aptos" w:eastAsia="Aptos" w:cs="Aptos"/>
                 <w:b/>
                 <w:bCs/>
                 <w:color w:val="FFFFFF" w:themeColor="background1"/>
+                <w:sz w:val="22"/>
+                <w:szCs w:val="22"/>
               </w:rPr>
               <w:t>)</w:t>
             </w:r>
@@ -259,7 +268,7 @@
         </w:tc>
         <w:tc>
           <w:tcPr>
-            <w:tcW w:w="3885" w:type="dxa"/>
+            <w:tcW w:w="3884" w:type="dxa"/>
             <w:gridSpan w:val="2"/>
             <w:shd w:val="clear" w:color="auto" w:fill="A73023"/>
           </w:tcPr>
@@ -271,14 +280,17 @@
                 <w:b/>
                 <w:bCs/>
                 <w:color w:val="FFFFFF" w:themeColor="background1"/>
+                <w:sz w:val="22"/>
+                <w:szCs w:val="22"/>
               </w:rPr>
             </w:pPr>
             <w:r>
               <w:rPr>
-                <w:rFonts w:ascii="Aptos" w:hAnsi="Aptos" w:eastAsia="Aptos" w:cs="Aptos"/>
                 <w:b/>
                 <w:bCs/>
                 <w:color w:val="FFFFFF" w:themeColor="background1"/>
+                <w:sz w:val="22"/>
+                <w:szCs w:val="22"/>
               </w:rPr>
               <w:t>COMMENTS</w:t>
             </w:r>
@@ -291,7 +303,7 @@
         </w:trPr>
         <w:tc>
           <w:tcPr>
-            <w:tcW w:w="1988" w:type="dxa"/>
+            <w:tcW w:w="2618" w:type="dxa"/>
             <w:gridSpan w:val="2"/>
             <w:shd w:val="clear" w:color="auto" w:fill="EDD2C4"/>
           </w:tcPr>
@@ -300,12 +312,15 @@
               <w:ind w:left="144" w:hanging="144"/>
               <w:rPr>
                 <w:color w:val="000000"/>
+                <w:sz w:val="22"/>
+                <w:szCs w:val="22"/>
               </w:rPr>
             </w:pPr>
             <w:r>
               <w:rPr>
-                <w:rFonts w:ascii="Aptos" w:hAnsi="Aptos" w:eastAsia="Aptos" w:cs="Aptos"/>
                 <w:color w:val="000000"/>
+                <w:sz w:val="22"/>
+                <w:szCs w:val="22"/>
               </w:rPr>
               <w:t>Anatomical knowledge</w:t>
             </w:r>
@@ -313,34 +328,46 @@
         </w:tc>
         <w:tc>
           <w:tcPr>
-            <w:tcW w:w="2462" w:type="dxa"/>
+            <w:tcW w:w="3430" w:type="dxa"/>
+            <w:gridSpan w:val="2"/>
           </w:tcPr>
           <w:p>
             <w:pPr>
               <w:ind w:left="144" w:hanging="144"/>
               <w:rPr>
                 <w:color w:val="000000"/>
+                <w:sz w:val="22"/>
+                <w:szCs w:val="22"/>
               </w:rPr>
             </w:pPr>
             <w:r>
               <w:rPr>
-                <w:rFonts w:ascii="Aptos" w:hAnsi="Aptos" w:eastAsia="Aptos" w:cs="Aptos"/>
                 <w:color w:val="000000"/>
-              </w:rPr>
-              <w:t>The HCP demonstrated anatomical and physiological knowledge</w:t>
-            </w:r>
-            <w:r>
-              <w:rPr>
-                <w:rFonts w:ascii="Aptos" w:hAnsi="Aptos" w:eastAsia="Aptos" w:cs="Aptos"/>
-                <w:color w:val="000000"/>
-              </w:rPr>
-              <w:t>.</w:t>
+                <w:sz w:val="22"/>
+                <w:szCs w:val="22"/>
+              </w:rPr>
+              <w:t>The HCP demonstrated anatomical and physiological knowledge.</w:t>
             </w:r>
           </w:p>
         </w:tc>
         <w:tc>
           <w:tcPr>
-            <w:tcW w:w="1240" w:type="dxa"/>
+            <w:tcW w:w="272" w:type="dxa"/>
+          </w:tcPr>
+          <w:p>
+            <w:pPr>
+              <w:ind w:left="144" w:hanging="144"/>
+              <w:rPr>
+                <w:color w:val="000000"/>
+                <w:sz w:val="22"/>
+                <w:szCs w:val="22"/>
+              </w:rPr>
+            </w:pPr>
+          </w:p>
+        </w:tc>
+        <w:tc>
+          <w:tcPr>
+            <w:tcW w:w="3884" w:type="dxa"/>
             <w:gridSpan w:val="2"/>
           </w:tcPr>
           <w:p>
@@ -348,20 +375,8 @@
               <w:ind w:left="144" w:hanging="144"/>
               <w:rPr>
                 <w:color w:val="000000"/>
-              </w:rPr>
-            </w:pPr>
-          </w:p>
-        </w:tc>
-        <w:tc>
-          <w:tcPr>
-            <w:tcW w:w="3885" w:type="dxa"/>
-            <w:gridSpan w:val="2"/>
-          </w:tcPr>
-          <w:p>
-            <w:pPr>
-              <w:ind w:left="144" w:hanging="144"/>
-              <w:rPr>
-                <w:color w:val="000000"/>
+                <w:sz w:val="22"/>
+                <w:szCs w:val="22"/>
               </w:rPr>
             </w:pPr>
           </w:p>
@@ -373,7 +388,7 @@
         </w:trPr>
         <w:tc>
           <w:tcPr>
-            <w:tcW w:w="1988" w:type="dxa"/>
+            <w:tcW w:w="2618" w:type="dxa"/>
             <w:gridSpan w:val="2"/>
             <w:shd w:val="clear" w:color="auto" w:fill="EDD2C4"/>
           </w:tcPr>
@@ -382,12 +397,15 @@
               <w:ind w:left="144" w:hanging="144"/>
               <w:rPr>
                 <w:color w:val="000000"/>
+                <w:sz w:val="22"/>
+                <w:szCs w:val="22"/>
               </w:rPr>
             </w:pPr>
             <w:r>
               <w:rPr>
-                <w:rFonts w:ascii="Aptos" w:hAnsi="Aptos" w:eastAsia="Aptos" w:cs="Aptos"/>
                 <w:color w:val="000000"/>
+                <w:sz w:val="22"/>
+                <w:szCs w:val="22"/>
               </w:rPr>
               <w:t>Specific emergent knowledge</w:t>
             </w:r>
@@ -395,19 +413,23 @@
         </w:tc>
         <w:tc>
           <w:tcPr>
-            <w:tcW w:w="2462" w:type="dxa"/>
+            <w:tcW w:w="3430" w:type="dxa"/>
+            <w:gridSpan w:val="2"/>
           </w:tcPr>
           <w:p>
             <w:pPr>
               <w:ind w:left="144" w:hanging="144"/>
               <w:rPr>
                 <w:color w:val="000000"/>
+                <w:sz w:val="22"/>
+                <w:szCs w:val="22"/>
               </w:rPr>
             </w:pPr>
             <w:r>
               <w:rPr>
-                <w:rFonts w:ascii="Aptos" w:hAnsi="Aptos" w:eastAsia="Aptos" w:cs="Aptos"/>
                 <w:color w:val="000000"/>
+                <w:sz w:val="22"/>
+                <w:szCs w:val="22"/>
               </w:rPr>
               <w:t>The HCP recognized emergent symptoms (swelling, dyspnea) and demonstrated physiological understanding of these emergent conditions.</w:t>
             </w:r>
@@ -415,7 +437,22 @@
         </w:tc>
         <w:tc>
           <w:tcPr>
-            <w:tcW w:w="1240" w:type="dxa"/>
+            <w:tcW w:w="272" w:type="dxa"/>
+          </w:tcPr>
+          <w:p>
+            <w:pPr>
+              <w:ind w:left="144" w:hanging="144"/>
+              <w:rPr>
+                <w:color w:val="000000"/>
+                <w:sz w:val="22"/>
+                <w:szCs w:val="22"/>
+              </w:rPr>
+            </w:pPr>
+          </w:p>
+        </w:tc>
+        <w:tc>
+          <w:tcPr>
+            <w:tcW w:w="3884" w:type="dxa"/>
             <w:gridSpan w:val="2"/>
           </w:tcPr>
           <w:p>
@@ -423,20 +460,8 @@
               <w:ind w:left="144" w:hanging="144"/>
               <w:rPr>
                 <w:color w:val="000000"/>
-              </w:rPr>
-            </w:pPr>
-          </w:p>
-        </w:tc>
-        <w:tc>
-          <w:tcPr>
-            <w:tcW w:w="3885" w:type="dxa"/>
-            <w:gridSpan w:val="2"/>
-          </w:tcPr>
-          <w:p>
-            <w:pPr>
-              <w:ind w:left="144" w:hanging="144"/>
-              <w:rPr>
-                <w:color w:val="000000"/>
+                <w:sz w:val="22"/>
+                <w:szCs w:val="22"/>
               </w:rPr>
             </w:pPr>
           </w:p>
@@ -448,7 +473,7 @@
         </w:trPr>
         <w:tc>
           <w:tcPr>
-            <w:tcW w:w="1988" w:type="dxa"/>
+            <w:tcW w:w="2618" w:type="dxa"/>
             <w:gridSpan w:val="2"/>
             <w:shd w:val="clear" w:color="auto" w:fill="EDD2C4"/>
           </w:tcPr>
@@ -457,41 +482,80 @@
               <w:ind w:left="144" w:hanging="144"/>
               <w:rPr>
                 <w:color w:val="000000"/>
+                <w:sz w:val="22"/>
+                <w:szCs w:val="22"/>
               </w:rPr>
             </w:pPr>
             <w:r>
               <w:rPr>
-                <w:rFonts w:ascii="Aptos" w:hAnsi="Aptos" w:eastAsia="Aptos" w:cs="Aptos"/>
                 <w:color w:val="000000"/>
-              </w:rPr>
-              <w:lastRenderedPageBreak/>
+                <w:sz w:val="22"/>
+                <w:szCs w:val="22"/>
+              </w:rPr>
               <w:t>Differential diagnosis</w:t>
             </w:r>
           </w:p>
         </w:tc>
         <w:tc>
           <w:tcPr>
-            <w:tcW w:w="2462" w:type="dxa"/>
+            <w:tcW w:w="3430" w:type="dxa"/>
+            <w:gridSpan w:val="2"/>
           </w:tcPr>
           <w:p>
             <w:pPr>
               <w:ind w:left="144" w:hanging="144"/>
               <w:rPr>
                 <w:color w:val="000000"/>
+                <w:sz w:val="22"/>
+                <w:szCs w:val="22"/>
               </w:rPr>
             </w:pPr>
             <w:r>
               <w:rPr>
-                <w:rFonts w:ascii="Aptos" w:hAnsi="Aptos" w:eastAsia="Aptos" w:cs="Aptos"/>
                 <w:color w:val="000000"/>
-              </w:rPr>
-              <w:t>The HCP appropriately differentiates a diagnosis that is logical based on the information provided (is able to rule out or rule in appropriate conditions) and provides the information to the patient.</w:t>
+                <w:sz w:val="22"/>
+                <w:szCs w:val="22"/>
+              </w:rPr>
+              <w:t>The HCP appropriately differentiates a diagnosis that is logical based on the information provided (</w:t>
+            </w:r>
+            <w:proofErr w:type="gramStart"/>
+            <w:r>
+              <w:rPr>
+                <w:color w:val="000000"/>
+                <w:sz w:val="22"/>
+                <w:szCs w:val="22"/>
+              </w:rPr>
+              <w:t>is able to</w:t>
+            </w:r>
+            <w:proofErr w:type="gramEnd"/>
+            <w:r>
+              <w:rPr>
+                <w:color w:val="000000"/>
+                <w:sz w:val="22"/>
+                <w:szCs w:val="22"/>
+              </w:rPr>
+              <w:t xml:space="preserve"> rule out or rule in appropriate conditions) and provides the information to the patient.</w:t>
             </w:r>
           </w:p>
         </w:tc>
         <w:tc>
           <w:tcPr>
-            <w:tcW w:w="1240" w:type="dxa"/>
+            <w:tcW w:w="272" w:type="dxa"/>
+          </w:tcPr>
+          <w:p>
+            <w:pPr>
+              <w:ind w:left="144" w:hanging="144"/>
+              <w:rPr>
+                <w:color w:val="000000"/>
+                <w:sz w:val="22"/>
+                <w:szCs w:val="22"/>
+              </w:rPr>
+            </w:pPr>
+          </w:p>
+        </w:tc>
+        <w:tc>
+          <w:tcPr>
+            <w:tcW w:w="3884" w:type="dxa"/>
             <w:gridSpan w:val="2"/>
           </w:tcPr>
           <w:p>
@@ -499,20 +563,8 @@
               <w:ind w:left="144" w:hanging="144"/>
               <w:rPr>
                 <w:color w:val="000000"/>
-              </w:rPr>
-            </w:pPr>
-          </w:p>
-        </w:tc>
-        <w:tc>
-          <w:tcPr>
-            <w:tcW w:w="3885" w:type="dxa"/>
-            <w:gridSpan w:val="2"/>
-          </w:tcPr>
-          <w:p>
-            <w:pPr>
-              <w:ind w:left="144" w:hanging="144"/>
-              <w:rPr>
-                <w:color w:val="000000"/>
+                <w:sz w:val="22"/>
+                <w:szCs w:val="22"/>
               </w:rPr>
             </w:pPr>
           </w:p>
@@ -524,7 +576,7 @@
         </w:trPr>
         <w:tc>
           <w:tcPr>
-            <w:tcW w:w="1988" w:type="dxa"/>
+            <w:tcW w:w="2618" w:type="dxa"/>
             <w:gridSpan w:val="2"/>
             <w:shd w:val="clear" w:color="auto" w:fill="EDD2C4"/>
           </w:tcPr>
@@ -535,12 +587,15 @@
                 <w:b/>
                 <w:bCs/>
                 <w:color w:val="000000"/>
+                <w:sz w:val="22"/>
+                <w:szCs w:val="22"/>
               </w:rPr>
             </w:pPr>
             <w:r>
               <w:rPr>
-                <w:rFonts w:ascii="Aptos" w:hAnsi="Aptos" w:eastAsia="Aptos" w:cs="Aptos"/>
                 <w:color w:val="000000"/>
+                <w:sz w:val="22"/>
+                <w:szCs w:val="22"/>
               </w:rPr>
               <w:t>Patient interaction</w:t>
             </w:r>
@@ -548,55 +603,46 @@
         </w:tc>
         <w:tc>
           <w:tcPr>
-            <w:tcW w:w="2462" w:type="dxa"/>
+            <w:tcW w:w="3430" w:type="dxa"/>
+            <w:gridSpan w:val="2"/>
           </w:tcPr>
           <w:p>
             <w:pPr>
               <w:ind w:left="144" w:hanging="144"/>
               <w:rPr>
                 <w:color w:val="000000"/>
+                <w:sz w:val="22"/>
+                <w:szCs w:val="22"/>
               </w:rPr>
             </w:pPr>
             <w:r>
               <w:rPr>
-                <w:rFonts w:ascii="Aptos" w:hAnsi="Aptos" w:eastAsia="Aptos" w:cs="Aptos"/>
                 <w:color w:val="000000"/>
-              </w:rPr>
-              <w:t xml:space="preserve">The HCP communicated in an effective and professional manner (not distracted, courteous, able to convey and obtain information, kind, and understanding of </w:t>
-            </w:r>
-            <w:r>
-              <w:rPr>
-                <w:rFonts w:ascii="Aptos" w:hAnsi="Aptos" w:eastAsia="Aptos" w:cs="Aptos"/>
-                <w:color w:val="000000"/>
-              </w:rPr>
-              <w:t xml:space="preserve">the </w:t>
-            </w:r>
-            <w:r>
-              <w:rPr>
-                <w:rFonts w:ascii="Aptos" w:hAnsi="Aptos" w:eastAsia="Aptos" w:cs="Aptos"/>
-                <w:color w:val="000000"/>
-              </w:rPr>
-              <w:t>situation). The student was kind, compassionate</w:t>
-            </w:r>
-            <w:r>
-              <w:rPr>
-                <w:rFonts w:ascii="Aptos" w:hAnsi="Aptos" w:eastAsia="Aptos" w:cs="Aptos"/>
-                <w:color w:val="000000"/>
-              </w:rPr>
-              <w:t>,</w:t>
-            </w:r>
-            <w:r>
-              <w:rPr>
-                <w:rFonts w:ascii="Aptos" w:hAnsi="Aptos" w:eastAsia="Aptos" w:cs="Aptos"/>
-                <w:color w:val="000000"/>
-              </w:rPr>
-              <w:t xml:space="preserve"> and professional when talking to the patient. Discussed information in a manner that was usable by the patient.</w:t>
+                <w:sz w:val="22"/>
+                <w:szCs w:val="22"/>
+              </w:rPr>
+              <w:t>The HCP communicated in an effective and professional manner (not distracted, courteous, able to convey and obtain information, kind, and understanding of the situation). The student was kind, compassionate, and professional when talking to the patient. Discussed information in a manner that was usable by the patient.</w:t>
             </w:r>
           </w:p>
         </w:tc>
         <w:tc>
           <w:tcPr>
-            <w:tcW w:w="1240" w:type="dxa"/>
+            <w:tcW w:w="272" w:type="dxa"/>
+          </w:tcPr>
+          <w:p>
+            <w:pPr>
+              <w:ind w:left="144" w:hanging="144"/>
+              <w:rPr>
+                <w:color w:val="000000"/>
+                <w:sz w:val="22"/>
+                <w:szCs w:val="22"/>
+              </w:rPr>
+            </w:pPr>
+          </w:p>
+        </w:tc>
+        <w:tc>
+          <w:tcPr>
+            <w:tcW w:w="3884" w:type="dxa"/>
             <w:gridSpan w:val="2"/>
           </w:tcPr>
           <w:p>
@@ -604,20 +650,8 @@
               <w:ind w:left="144" w:hanging="144"/>
               <w:rPr>
                 <w:color w:val="000000"/>
-              </w:rPr>
-            </w:pPr>
-          </w:p>
-        </w:tc>
-        <w:tc>
-          <w:tcPr>
-            <w:tcW w:w="3885" w:type="dxa"/>
-            <w:gridSpan w:val="2"/>
-          </w:tcPr>
-          <w:p>
-            <w:pPr>
-              <w:ind w:left="144" w:hanging="144"/>
-              <w:rPr>
-                <w:color w:val="000000"/>
+                <w:sz w:val="22"/>
+                <w:szCs w:val="22"/>
               </w:rPr>
             </w:pPr>
           </w:p>
@@ -629,7 +663,7 @@
         </w:trPr>
         <w:tc>
           <w:tcPr>
-            <w:tcW w:w="1988" w:type="dxa"/>
+            <w:tcW w:w="2618" w:type="dxa"/>
             <w:gridSpan w:val="2"/>
             <w:shd w:val="clear" w:color="auto" w:fill="EDD2C4"/>
           </w:tcPr>
@@ -638,12 +672,15 @@
               <w:ind w:left="144" w:hanging="144"/>
               <w:rPr>
                 <w:color w:val="000000"/>
+                <w:sz w:val="22"/>
+                <w:szCs w:val="22"/>
               </w:rPr>
             </w:pPr>
             <w:r>
               <w:rPr>
-                <w:rFonts w:ascii="Aptos" w:hAnsi="Aptos" w:eastAsia="Aptos" w:cs="Aptos"/>
                 <w:color w:val="000000"/>
+                <w:sz w:val="22"/>
+                <w:szCs w:val="22"/>
               </w:rPr>
               <w:t>Referral</w:t>
             </w:r>
@@ -651,41 +688,46 @@
         </w:tc>
         <w:tc>
           <w:tcPr>
-            <w:tcW w:w="2462" w:type="dxa"/>
+            <w:tcW w:w="3430" w:type="dxa"/>
+            <w:gridSpan w:val="2"/>
           </w:tcPr>
           <w:p>
             <w:pPr>
               <w:ind w:left="144" w:hanging="144"/>
               <w:rPr>
                 <w:color w:val="000000"/>
+                <w:sz w:val="22"/>
+                <w:szCs w:val="22"/>
               </w:rPr>
             </w:pPr>
             <w:r>
               <w:rPr>
-                <w:rFonts w:ascii="Aptos" w:hAnsi="Aptos" w:eastAsia="Aptos" w:cs="Aptos"/>
                 <w:color w:val="000000"/>
-              </w:rPr>
-              <w:t>The student developed a clear plan with the patient regarding steps that should be taken in the immediate future</w:t>
-            </w:r>
-            <w:r>
-              <w:rPr>
-                <w:rFonts w:ascii="Aptos" w:hAnsi="Aptos" w:eastAsia="Aptos" w:cs="Aptos"/>
-                <w:color w:val="000000"/>
-              </w:rPr>
-              <w:t>—</w:t>
-            </w:r>
-            <w:r>
-              <w:rPr>
-                <w:rFonts w:ascii="Aptos" w:hAnsi="Aptos" w:eastAsia="Aptos" w:cs="Aptos"/>
-                <w:color w:val="000000"/>
-              </w:rPr>
-              <w:t>appropriately referred for further examination.</w:t>
+                <w:sz w:val="22"/>
+                <w:szCs w:val="22"/>
+              </w:rPr>
+              <w:t>The student developed a clear plan with the patient regarding steps that should be taken in the immediate future—appropriately referred for further examination.</w:t>
             </w:r>
           </w:p>
         </w:tc>
         <w:tc>
           <w:tcPr>
-            <w:tcW w:w="1240" w:type="dxa"/>
+            <w:tcW w:w="272" w:type="dxa"/>
+          </w:tcPr>
+          <w:p>
+            <w:pPr>
+              <w:ind w:left="144" w:hanging="144"/>
+              <w:rPr>
+                <w:color w:val="000000"/>
+                <w:sz w:val="22"/>
+                <w:szCs w:val="22"/>
+              </w:rPr>
+            </w:pPr>
+          </w:p>
+        </w:tc>
+        <w:tc>
+          <w:tcPr>
+            <w:tcW w:w="3884" w:type="dxa"/>
             <w:gridSpan w:val="2"/>
           </w:tcPr>
           <w:p>
@@ -693,20 +735,8 @@
               <w:ind w:left="144" w:hanging="144"/>
               <w:rPr>
                 <w:color w:val="000000"/>
-              </w:rPr>
-            </w:pPr>
-          </w:p>
-        </w:tc>
-        <w:tc>
-          <w:tcPr>
-            <w:tcW w:w="3885" w:type="dxa"/>
-            <w:gridSpan w:val="2"/>
-          </w:tcPr>
-          <w:p>
-            <w:pPr>
-              <w:ind w:left="144" w:hanging="144"/>
-              <w:rPr>
-                <w:color w:val="000000"/>
+                <w:sz w:val="22"/>
+                <w:szCs w:val="22"/>
               </w:rPr>
             </w:pPr>
           </w:p>
@@ -721,28 +751,25 @@
       </w:pPr>
       <w:r>
         <w:rPr>
-          <w:rFonts w:ascii="Aptos" w:hAnsi="Aptos" w:eastAsia="Aptos" w:cs="Aptos"/>
           <w:color w:val="000000"/>
         </w:rPr>
         <w:t xml:space="preserve">Other </w:t>
       </w:r>
       <w:r>
         <w:rPr>
-          <w:rFonts w:ascii="Aptos" w:hAnsi="Aptos" w:eastAsia="Aptos" w:cs="Aptos"/>
           <w:color w:val="000000"/>
         </w:rPr>
         <w:t>c</w:t>
       </w:r>
       <w:r>
         <w:rPr>
-          <w:rFonts w:ascii="Aptos" w:hAnsi="Aptos" w:eastAsia="Aptos" w:cs="Aptos"/>
           <w:color w:val="000000"/>
         </w:rPr>
         <w:t>omments:</w:t>
       </w:r>
     </w:p>
     <w:sectPr>
-      <w:footerReference w:type="default" r:id="rId9"/>
+      <w:footerReference w:type="default" r:id="rId7"/>
       <w:pgSz w:w="12240" w:h="15840"/>
       <w:pgMar w:top="1440" w:right="1440" w:bottom="1440" w:left="1440" w:header="706" w:footer="706" w:gutter="0"/>
       <w:cols w:space="720"/>
@@ -753,7 +780,7 @@
 </file>
 
 <file path=word/endnotes.xml><?xml version="1.0" encoding="utf-8"?>
-<w:endnotes xmlns:wpc="http://schemas.microsoft.com/office/word/2010/wordprocessingCanvas" xmlns:cx="http://schemas.microsoft.com/office/drawing/2014/chartex" xmlns:cx1="http://schemas.microsoft.com/office/drawing/2015/9/8/chartex" xmlns:cx2="http://schemas.microsoft.com/office/drawing/2015/10/21/chartex" xmlns:cx3="http://schemas.microsoft.com/office/drawing/2016/5/9/chartex" xmlns:cx4="http://schemas.microsoft.com/office/drawing/2016/5/10/chartex" xmlns:cx5="http://schemas.microsoft.com/office/drawing/2016/5/11/chartex" xmlns:cx6="http://schemas.microsoft.com/office/drawing/2016/5/12/chartex" xmlns:cx7="http://schemas.microsoft.com/office/drawing/2016/5/13/chartex" xmlns:cx8="http://schemas.microsoft.com/office/drawing/2016/5/14/chartex" xmlns:mc="http://schemas.openxmlformats.org/markup-compatibility/2006" xmlns:aink="http://schemas.microsoft.com/office/drawing/2016/ink" xmlns:am3d="http://schemas.microsoft.com/office/drawing/2017/model3d" xmlns:o="urn:schemas-microsoft-com:office:office" xmlns:oel="http://schemas.microsoft.com/office/2019/extlst" xmlns:r="http://schemas.openxmlformats.org/officeDocument/2006/relationships" xmlns:m="http://schemas.openxmlformats.org/officeDocument/2006/math" xmlns:v="urn:schemas-microsoft-com:vml" xmlns:wp14="http://schemas.microsoft.com/office/word/2010/wordprocessingDrawing" xmlns:wp="http://schemas.openxmlformats.org/drawingml/2006/wordprocessingDrawing" xmlns:w10="urn:schemas-microsoft-com:office:word" xmlns:w="http://schemas.openxmlformats.org/wordprocessingml/2006/main" xmlns:w14="http://schemas.microsoft.com/office/word/2010/wordml" xmlns:w15="http://schemas.microsoft.com/office/word/2012/wordml" xmlns:w16cei="http://schemas.microsoft.com/office/word/2026/wordml/cei" xmlns:w16cex="http://schemas.microsoft.com/office/word/2018/wordml/cex" xmlns:w16cid="http://schemas.microsoft.com/office/word/2016/wordml/cid" xmlns:w16="http://schemas.microsoft.com/office/word/2018/wordml" xmlns:w16du="http://schemas.microsoft.com/office/word/2023/wordml/word16du" xmlns:w16sdtdh="http://schemas.microsoft.com/office/word/2020/wordml/sdtdatahash" xmlns:w16sdtfl="http://schemas.microsoft.com/office/word/2024/wordml/sdtformatlock" xmlns:w16se="http://schemas.microsoft.com/office/word/2015/wordml/symex" xmlns:wpg="http://schemas.microsoft.com/office/word/2010/wordprocessingGroup" xmlns:wpi="http://schemas.microsoft.com/office/word/2010/wordprocessingInk" xmlns:wne="http://schemas.microsoft.com/office/word/2006/wordml" xmlns:wps="http://schemas.microsoft.com/office/word/2010/wordprocessingShape" mc:Ignorable="w14 w15 w16se w16cid w16 w16cex w16sdtdh w16sdtfl w16du wp14">
+<w:endnotes xmlns:wpc="http://schemas.microsoft.com/office/word/2010/wordprocessingCanvas" xmlns:cx="http://schemas.microsoft.com/office/drawing/2014/chartex" xmlns:cx1="http://schemas.microsoft.com/office/drawing/2015/9/8/chartex" xmlns:cx2="http://schemas.microsoft.com/office/drawing/2015/10/21/chartex" xmlns:cx3="http://schemas.microsoft.com/office/drawing/2016/5/9/chartex" xmlns:cx4="http://schemas.microsoft.com/office/drawing/2016/5/10/chartex" xmlns:cx5="http://schemas.microsoft.com/office/drawing/2016/5/11/chartex" xmlns:cx6="http://schemas.microsoft.com/office/drawing/2016/5/12/chartex" xmlns:cx7="http://schemas.microsoft.com/office/drawing/2016/5/13/chartex" xmlns:cx8="http://schemas.microsoft.com/office/drawing/2016/5/14/chartex" xmlns:mc="http://schemas.openxmlformats.org/markup-compatibility/2006" xmlns:aink="http://schemas.microsoft.com/office/drawing/2016/ink" xmlns:am3d="http://schemas.microsoft.com/office/drawing/2017/model3d" xmlns:o="urn:schemas-microsoft-com:office:office" xmlns:oel="http://schemas.microsoft.com/office/2019/extlst" xmlns:r="http://schemas.openxmlformats.org/officeDocument/2006/relationships" xmlns:m="http://schemas.openxmlformats.org/officeDocument/2006/math" xmlns:v="urn:schemas-microsoft-com:vml" xmlns:wp14="http://schemas.microsoft.com/office/word/2010/wordprocessingDrawing" xmlns:wp="http://schemas.openxmlformats.org/drawingml/2006/wordprocessingDrawing" xmlns:w10="urn:schemas-microsoft-com:office:word" xmlns:w="http://schemas.openxmlformats.org/wordprocessingml/2006/main" xmlns:w14="http://schemas.microsoft.com/office/word/2010/wordml" xmlns:w15="http://schemas.microsoft.com/office/word/2012/wordml" xmlns:w16cex="http://schemas.microsoft.com/office/word/2018/wordml/cex" xmlns:w16cid="http://schemas.microsoft.com/office/word/2016/wordml/cid" xmlns:w16="http://schemas.microsoft.com/office/word/2018/wordml" xmlns:w16du="http://schemas.microsoft.com/office/word/2023/wordml/word16du" xmlns:w16sdtdh="http://schemas.microsoft.com/office/word/2020/wordml/sdtdatahash" xmlns:w16sdtfl="http://schemas.microsoft.com/office/word/2024/wordml/sdtformatlock" xmlns:w16se="http://schemas.microsoft.com/office/word/2015/wordml/symex" xmlns:wpg="http://schemas.microsoft.com/office/word/2010/wordprocessingGroup" xmlns:wpi="http://schemas.microsoft.com/office/word/2010/wordprocessingInk" xmlns:wne="http://schemas.microsoft.com/office/word/2006/wordml" xmlns:wps="http://schemas.microsoft.com/office/word/2010/wordprocessingShape" mc:Ignorable="w14 w15 w16se w16cid w16 w16cex w16sdtdh w16sdtfl w16du wp14">
   <w:endnote w:type="separator" w:id="-1">
     <w:p>
       <w:r>
@@ -772,22 +799,16 @@
 </file>
 
 <file path=word/footer1.xml><?xml version="1.0" encoding="utf-8"?>
-<w:ftr xmlns:m="http://schemas.openxmlformats.org/officeDocument/2006/math" xmlns:mc="http://schemas.openxmlformats.org/markup-compatibility/2006" xmlns:mo="http://schemas.microsoft.com/office/mac/office/2008/main" xmlns:mv="urn:schemas-microsoft-com:mac:vml" xmlns:o="urn:schemas-microsoft-com:office:office" xmlns:r="http://schemas.openxmlformats.org/officeDocument/2006/relationships" xmlns:v="urn:schemas-microsoft-com:vml" xmlns:w10="urn:schemas-microsoft-com:office:word" xmlns:w14="http://schemas.microsoft.com/office/word/2010/wordml" xmlns:w="http://schemas.openxmlformats.org/wordprocessingml/2006/main" xmlns:wne="http://schemas.microsoft.com/office/word/2006/wordml" xmlns:wp14="http://schemas.microsoft.com/office/word/2010/wordprocessingDrawing" xmlns:wp="http://schemas.openxmlformats.org/drawingml/2006/wordprocessingDrawing" xmlns:wpc="http://schemas.microsoft.com/office/word/2010/wordprocessingCanvas" xmlns:wpg="http://schemas.microsoft.com/office/word/2010/wordprocessingGroup" xmlns:wpi="http://schemas.microsoft.com/office/word/2010/wordprocessingInk" xmlns:wps="http://schemas.microsoft.com/office/word/2010/wordprocessingShape" mc:Ignorable="w14 wp14">
+<w:ftr xmlns:wpc="http://schemas.microsoft.com/office/word/2010/wordprocessingCanvas" xmlns:cx="http://schemas.microsoft.com/office/drawing/2014/chartex" xmlns:cx1="http://schemas.microsoft.com/office/drawing/2015/9/8/chartex" xmlns:cx2="http://schemas.microsoft.com/office/drawing/2015/10/21/chartex" xmlns:cx3="http://schemas.microsoft.com/office/drawing/2016/5/9/chartex" xmlns:cx4="http://schemas.microsoft.com/office/drawing/2016/5/10/chartex" xmlns:cx5="http://schemas.microsoft.com/office/drawing/2016/5/11/chartex" xmlns:cx6="http://schemas.microsoft.com/office/drawing/2016/5/12/chartex" xmlns:cx7="http://schemas.microsoft.com/office/drawing/2016/5/13/chartex" xmlns:cx8="http://schemas.microsoft.com/office/drawing/2016/5/14/chartex" xmlns:mc="http://schemas.openxmlformats.org/markup-compatibility/2006" xmlns:aink="http://schemas.microsoft.com/office/drawing/2016/ink" xmlns:am3d="http://schemas.microsoft.com/office/drawing/2017/model3d" xmlns:o="urn:schemas-microsoft-com:office:office" xmlns:oel="http://schemas.microsoft.com/office/2019/extlst" xmlns:r="http://schemas.openxmlformats.org/officeDocument/2006/relationships" xmlns:m="http://schemas.openxmlformats.org/officeDocument/2006/math" xmlns:v="urn:schemas-microsoft-com:vml" xmlns:wp14="http://schemas.microsoft.com/office/word/2010/wordprocessingDrawing" xmlns:wp="http://schemas.openxmlformats.org/drawingml/2006/wordprocessingDrawing" xmlns:w10="urn:schemas-microsoft-com:office:word" xmlns:w="http://schemas.openxmlformats.org/wordprocessingml/2006/main" xmlns:w14="http://schemas.microsoft.com/office/word/2010/wordml" xmlns:w15="http://schemas.microsoft.com/office/word/2012/wordml" xmlns:w16cex="http://schemas.microsoft.com/office/word/2018/wordml/cex" xmlns:w16cid="http://schemas.microsoft.com/office/word/2016/wordml/cid" xmlns:w16="http://schemas.microsoft.com/office/word/2018/wordml" xmlns:w16du="http://schemas.microsoft.com/office/word/2023/wordml/word16du" xmlns:w16sdtdh="http://schemas.microsoft.com/office/word/2020/wordml/sdtdatahash" xmlns:w16sdtfl="http://schemas.microsoft.com/office/word/2024/wordml/sdtformatlock" xmlns:w16se="http://schemas.microsoft.com/office/word/2015/wordml/symex" xmlns:wpg="http://schemas.microsoft.com/office/word/2010/wordprocessingGroup" xmlns:wpi="http://schemas.microsoft.com/office/word/2010/wordprocessingInk" xmlns:wne="http://schemas.microsoft.com/office/word/2006/wordml" xmlns:wps="http://schemas.microsoft.com/office/word/2010/wordprocessingShape" mc:Ignorable="w14 w15 w16se w16cid w16 w16cex w16sdtdh w16sdtfl w16du wp14">
   <w:p>
-    <w:pPr>
-      <w:spacing w:line="240" w:lineRule="auto" w:before="0" w:after="0"/>
-      <w:jc w:val="left"/>
-    </w:pPr>
     <w:r>
       <w:rPr>
-        <w:rFonts w:ascii="Aptos" w:hAnsi="Aptos" w:eastAsia="Aptos" w:cs="Aptos"/>
         <w:sz w:val="18"/>
       </w:rPr>
       <w:t xml:space="preserve">From J.M. Larson and H.L. Stedge, </w:t>
     </w:r>
     <w:r>
       <w:rPr>
-        <w:rFonts w:ascii="Aptos" w:hAnsi="Aptos" w:eastAsia="Aptos" w:cs="Aptos"/>
         <w:i/>
         <w:sz w:val="18"/>
       </w:rPr>
@@ -795,7 +816,6 @@
     </w:r>
     <w:r>
       <w:rPr>
-        <w:rFonts w:ascii="Aptos" w:hAnsi="Aptos" w:eastAsia="Aptos" w:cs="Aptos"/>
         <w:sz w:val="18"/>
       </w:rPr>
       <w:t xml:space="preserve"> (Human Kinetics, 2027).</w:t>
@@ -805,7 +825,7 @@
 </file>
 
 <file path=word/footnotes.xml><?xml version="1.0" encoding="utf-8"?>
-<w:footnotes xmlns:wpc="http://schemas.microsoft.com/office/word/2010/wordprocessingCanvas" xmlns:cx="http://schemas.microsoft.com/office/drawing/2014/chartex" xmlns:cx1="http://schemas.microsoft.com/office/drawing/2015/9/8/chartex" xmlns:cx2="http://schemas.microsoft.com/office/drawing/2015/10/21/chartex" xmlns:cx3="http://schemas.microsoft.com/office/drawing/2016/5/9/chartex" xmlns:cx4="http://schemas.microsoft.com/office/drawing/2016/5/10/chartex" xmlns:cx5="http://schemas.microsoft.com/office/drawing/2016/5/11/chartex" xmlns:cx6="http://schemas.microsoft.com/office/drawing/2016/5/12/chartex" xmlns:cx7="http://schemas.microsoft.com/office/drawing/2016/5/13/chartex" xmlns:cx8="http://schemas.microsoft.com/office/drawing/2016/5/14/chartex" xmlns:mc="http://schemas.openxmlformats.org/markup-compatibility/2006" xmlns:aink="http://schemas.microsoft.com/office/drawing/2016/ink" xmlns:am3d="http://schemas.microsoft.com/office/drawing/2017/model3d" xmlns:o="urn:schemas-microsoft-com:office:office" xmlns:oel="http://schemas.microsoft.com/office/2019/extlst" xmlns:r="http://schemas.openxmlformats.org/officeDocument/2006/relationships" xmlns:m="http://schemas.openxmlformats.org/officeDocument/2006/math" xmlns:v="urn:schemas-microsoft-com:vml" xmlns:wp14="http://schemas.microsoft.com/office/word/2010/wordprocessingDrawing" xmlns:wp="http://schemas.openxmlformats.org/drawingml/2006/wordprocessingDrawing" xmlns:w10="urn:schemas-microsoft-com:office:word" xmlns:w="http://schemas.openxmlformats.org/wordprocessingml/2006/main" xmlns:w14="http://schemas.microsoft.com/office/word/2010/wordml" xmlns:w15="http://schemas.microsoft.com/office/word/2012/wordml" xmlns:w16cei="http://schemas.microsoft.com/office/word/2026/wordml/cei" xmlns:w16cex="http://schemas.microsoft.com/office/word/2018/wordml/cex" xmlns:w16cid="http://schemas.microsoft.com/office/word/2016/wordml/cid" xmlns:w16="http://schemas.microsoft.com/office/word/2018/wordml" xmlns:w16du="http://schemas.microsoft.com/office/word/2023/wordml/word16du" xmlns:w16sdtdh="http://schemas.microsoft.com/office/word/2020/wordml/sdtdatahash" xmlns:w16sdtfl="http://schemas.microsoft.com/office/word/2024/wordml/sdtformatlock" xmlns:w16se="http://schemas.microsoft.com/office/word/2015/wordml/symex" xmlns:wpg="http://schemas.microsoft.com/office/word/2010/wordprocessingGroup" xmlns:wpi="http://schemas.microsoft.com/office/word/2010/wordprocessingInk" xmlns:wne="http://schemas.microsoft.com/office/word/2006/wordml" xmlns:wps="http://schemas.microsoft.com/office/word/2010/wordprocessingShape" mc:Ignorable="w14 w15 w16se w16cid w16 w16cex w16sdtdh w16sdtfl w16du wp14">
+<w:footnotes xmlns:wpc="http://schemas.microsoft.com/office/word/2010/wordprocessingCanvas" xmlns:cx="http://schemas.microsoft.com/office/drawing/2014/chartex" xmlns:cx1="http://schemas.microsoft.com/office/drawing/2015/9/8/chartex" xmlns:cx2="http://schemas.microsoft.com/office/drawing/2015/10/21/chartex" xmlns:cx3="http://schemas.microsoft.com/office/drawing/2016/5/9/chartex" xmlns:cx4="http://schemas.microsoft.com/office/drawing/2016/5/10/chartex" xmlns:cx5="http://schemas.microsoft.com/office/drawing/2016/5/11/chartex" xmlns:cx6="http://schemas.microsoft.com/office/drawing/2016/5/12/chartex" xmlns:cx7="http://schemas.microsoft.com/office/drawing/2016/5/13/chartex" xmlns:cx8="http://schemas.microsoft.com/office/drawing/2016/5/14/chartex" xmlns:mc="http://schemas.openxmlformats.org/markup-compatibility/2006" xmlns:aink="http://schemas.microsoft.com/office/drawing/2016/ink" xmlns:am3d="http://schemas.microsoft.com/office/drawing/2017/model3d" xmlns:o="urn:schemas-microsoft-com:office:office" xmlns:oel="http://schemas.microsoft.com/office/2019/extlst" xmlns:r="http://schemas.openxmlformats.org/officeDocument/2006/relationships" xmlns:m="http://schemas.openxmlformats.org/officeDocument/2006/math" xmlns:v="urn:schemas-microsoft-com:vml" xmlns:wp14="http://schemas.microsoft.com/office/word/2010/wordprocessingDrawing" xmlns:wp="http://schemas.openxmlformats.org/drawingml/2006/wordprocessingDrawing" xmlns:w10="urn:schemas-microsoft-com:office:word" xmlns:w="http://schemas.openxmlformats.org/wordprocessingml/2006/main" xmlns:w14="http://schemas.microsoft.com/office/word/2010/wordml" xmlns:w15="http://schemas.microsoft.com/office/word/2012/wordml" xmlns:w16cex="http://schemas.microsoft.com/office/word/2018/wordml/cex" xmlns:w16cid="http://schemas.microsoft.com/office/word/2016/wordml/cid" xmlns:w16="http://schemas.microsoft.com/office/word/2018/wordml" xmlns:w16du="http://schemas.microsoft.com/office/word/2023/wordml/word16du" xmlns:w16sdtdh="http://schemas.microsoft.com/office/word/2020/wordml/sdtdatahash" xmlns:w16sdtfl="http://schemas.microsoft.com/office/word/2024/wordml/sdtformatlock" xmlns:w16se="http://schemas.microsoft.com/office/word/2015/wordml/symex" xmlns:wpg="http://schemas.microsoft.com/office/word/2010/wordprocessingGroup" xmlns:wpi="http://schemas.microsoft.com/office/word/2010/wordprocessingInk" xmlns:wne="http://schemas.microsoft.com/office/word/2006/wordml" xmlns:wps="http://schemas.microsoft.com/office/word/2010/wordprocessingShape" mc:Ignorable="w14 w15 w16se w16cid w16 w16cex w16sdtdh w16sdtfl w16du wp14">
   <w:footnote w:type="separator" w:id="-1">
     <w:p>
       <w:r>
@@ -824,7 +844,7 @@
 </file>
 
 <file path=word/numbering.xml><?xml version="1.0" encoding="utf-8"?>
-<w:numbering xmlns:wpc="http://schemas.microsoft.com/office/word/2010/wordprocessingCanvas" xmlns:cx="http://schemas.microsoft.com/office/drawing/2014/chartex" xmlns:cx1="http://schemas.microsoft.com/office/drawing/2015/9/8/chartex" xmlns:cx2="http://schemas.microsoft.com/office/drawing/2015/10/21/chartex" xmlns:cx3="http://schemas.microsoft.com/office/drawing/2016/5/9/chartex" xmlns:cx4="http://schemas.microsoft.com/office/drawing/2016/5/10/chartex" xmlns:cx5="http://schemas.microsoft.com/office/drawing/2016/5/11/chartex" xmlns:cx6="http://schemas.microsoft.com/office/drawing/2016/5/12/chartex" xmlns:cx7="http://schemas.microsoft.com/office/drawing/2016/5/13/chartex" xmlns:cx8="http://schemas.microsoft.com/office/drawing/2016/5/14/chartex" xmlns:mc="http://schemas.openxmlformats.org/markup-compatibility/2006" xmlns:aink="http://schemas.microsoft.com/office/drawing/2016/ink" xmlns:am3d="http://schemas.microsoft.com/office/drawing/2017/model3d" xmlns:o="urn:schemas-microsoft-com:office:office" xmlns:oel="http://schemas.microsoft.com/office/2019/extlst" xmlns:r="http://schemas.openxmlformats.org/officeDocument/2006/relationships" xmlns:m="http://schemas.openxmlformats.org/officeDocument/2006/math" xmlns:v="urn:schemas-microsoft-com:vml" xmlns:wp14="http://schemas.microsoft.com/office/word/2010/wordprocessingDrawing" xmlns:wp="http://schemas.openxmlformats.org/drawingml/2006/wordprocessingDrawing" xmlns:w10="urn:schemas-microsoft-com:office:word" xmlns:w="http://schemas.openxmlformats.org/wordprocessingml/2006/main" xmlns:w14="http://schemas.microsoft.com/office/word/2010/wordml" xmlns:w15="http://schemas.microsoft.com/office/word/2012/wordml" xmlns:w16cei="http://schemas.microsoft.com/office/word/2026/wordml/cei" xmlns:w16cex="http://schemas.microsoft.com/office/word/2018/wordml/cex" xmlns:w16cid="http://schemas.microsoft.com/office/word/2016/wordml/cid" xmlns:w16="http://schemas.microsoft.com/office/word/2018/wordml" xmlns:w16du="http://schemas.microsoft.com/office/word/2023/wordml/word16du" xmlns:w16sdtdh="http://schemas.microsoft.com/office/word/2020/wordml/sdtdatahash" xmlns:w16sdtfl="http://schemas.microsoft.com/office/word/2024/wordml/sdtformatlock" xmlns:w16se="http://schemas.microsoft.com/office/word/2015/wordml/symex" xmlns:wpg="http://schemas.microsoft.com/office/word/2010/wordprocessingGroup" xmlns:wpi="http://schemas.microsoft.com/office/word/2010/wordprocessingInk" xmlns:wne="http://schemas.microsoft.com/office/word/2006/wordml" xmlns:wps="http://schemas.microsoft.com/office/word/2010/wordprocessingShape" mc:Ignorable="w14 w15 w16se w16cid w16 w16cex w16sdtdh w16sdtfl w16du wp14">
+<w:numbering xmlns:wpc="http://schemas.microsoft.com/office/word/2010/wordprocessingCanvas" xmlns:cx="http://schemas.microsoft.com/office/drawing/2014/chartex" xmlns:cx1="http://schemas.microsoft.com/office/drawing/2015/9/8/chartex" xmlns:cx2="http://schemas.microsoft.com/office/drawing/2015/10/21/chartex" xmlns:cx3="http://schemas.microsoft.com/office/drawing/2016/5/9/chartex" xmlns:cx4="http://schemas.microsoft.com/office/drawing/2016/5/10/chartex" xmlns:cx5="http://schemas.microsoft.com/office/drawing/2016/5/11/chartex" xmlns:cx6="http://schemas.microsoft.com/office/drawing/2016/5/12/chartex" xmlns:cx7="http://schemas.microsoft.com/office/drawing/2016/5/13/chartex" xmlns:cx8="http://schemas.microsoft.com/office/drawing/2016/5/14/chartex" xmlns:mc="http://schemas.openxmlformats.org/markup-compatibility/2006" xmlns:aink="http://schemas.microsoft.com/office/drawing/2016/ink" xmlns:am3d="http://schemas.microsoft.com/office/drawing/2017/model3d" xmlns:o="urn:schemas-microsoft-com:office:office" xmlns:oel="http://schemas.microsoft.com/office/2019/extlst" xmlns:r="http://schemas.openxmlformats.org/officeDocument/2006/relationships" xmlns:m="http://schemas.openxmlformats.org/officeDocument/2006/math" xmlns:v="urn:schemas-microsoft-com:vml" xmlns:wp14="http://schemas.microsoft.com/office/word/2010/wordprocessingDrawing" xmlns:wp="http://schemas.openxmlformats.org/drawingml/2006/wordprocessingDrawing" xmlns:w10="urn:schemas-microsoft-com:office:word" xmlns:w="http://schemas.openxmlformats.org/wordprocessingml/2006/main" xmlns:w14="http://schemas.microsoft.com/office/word/2010/wordml" xmlns:w15="http://schemas.microsoft.com/office/word/2012/wordml" xmlns:w16cex="http://schemas.microsoft.com/office/word/2018/wordml/cex" xmlns:w16cid="http://schemas.microsoft.com/office/word/2016/wordml/cid" xmlns:w16="http://schemas.microsoft.com/office/word/2018/wordml" xmlns:w16du="http://schemas.microsoft.com/office/word/2023/wordml/word16du" xmlns:w16sdtdh="http://schemas.microsoft.com/office/word/2020/wordml/sdtdatahash" xmlns:w16sdtfl="http://schemas.microsoft.com/office/word/2024/wordml/sdtformatlock" xmlns:w16se="http://schemas.microsoft.com/office/word/2015/wordml/symex" xmlns:wpg="http://schemas.microsoft.com/office/word/2010/wordprocessingGroup" xmlns:wpi="http://schemas.microsoft.com/office/word/2010/wordprocessingInk" xmlns:wne="http://schemas.microsoft.com/office/word/2006/wordml" xmlns:wps="http://schemas.microsoft.com/office/word/2010/wordprocessingShape" mc:Ignorable="w14 w15 w16se w16cid w16 w16cex w16sdtdh w16sdtfl w16du wp14">
   <w:abstractNum w:abstractNumId="0" w15:restartNumberingAfterBreak="0">
     <w:nsid w:val="9096563A"/>
     <w:multiLevelType w:val="hybridMultilevel"/>

--- a/assets/downloads/simulation-24/rubric.docx
+++ b/assets/downloads/simulation-24/rubric.docx
@@ -1,6 +1,6 @@
 
 <file path=word/document.xml><?xml version="1.0" encoding="utf-8"?>
-<w:document xmlns:wpc="http://schemas.microsoft.com/office/word/2010/wordprocessingCanvas" xmlns:cx="http://schemas.microsoft.com/office/drawing/2014/chartex" xmlns:cx1="http://schemas.microsoft.com/office/drawing/2015/9/8/chartex" xmlns:cx2="http://schemas.microsoft.com/office/drawing/2015/10/21/chartex" xmlns:cx3="http://schemas.microsoft.com/office/drawing/2016/5/9/chartex" xmlns:cx4="http://schemas.microsoft.com/office/drawing/2016/5/10/chartex" xmlns:cx5="http://schemas.microsoft.com/office/drawing/2016/5/11/chartex" xmlns:cx6="http://schemas.microsoft.com/office/drawing/2016/5/12/chartex" xmlns:cx7="http://schemas.microsoft.com/office/drawing/2016/5/13/chartex" xmlns:cx8="http://schemas.microsoft.com/office/drawing/2016/5/14/chartex" xmlns:mc="http://schemas.openxmlformats.org/markup-compatibility/2006" xmlns:aink="http://schemas.microsoft.com/office/drawing/2016/ink" xmlns:am3d="http://schemas.microsoft.com/office/drawing/2017/model3d" xmlns:o="urn:schemas-microsoft-com:office:office" xmlns:oel="http://schemas.microsoft.com/office/2019/extlst" xmlns:r="http://schemas.openxmlformats.org/officeDocument/2006/relationships" xmlns:m="http://schemas.openxmlformats.org/officeDocument/2006/math" xmlns:v="urn:schemas-microsoft-com:vml" xmlns:wp14="http://schemas.microsoft.com/office/word/2010/wordprocessingDrawing" xmlns:wp="http://schemas.openxmlformats.org/drawingml/2006/wordprocessingDrawing" xmlns:w10="urn:schemas-microsoft-com:office:word" xmlns:w="http://schemas.openxmlformats.org/wordprocessingml/2006/main" xmlns:w14="http://schemas.microsoft.com/office/word/2010/wordml" xmlns:w15="http://schemas.microsoft.com/office/word/2012/wordml" xmlns:w16cex="http://schemas.microsoft.com/office/word/2018/wordml/cex" xmlns:w16cid="http://schemas.microsoft.com/office/word/2016/wordml/cid" xmlns:w16="http://schemas.microsoft.com/office/word/2018/wordml" xmlns:w16du="http://schemas.microsoft.com/office/word/2023/wordml/word16du" xmlns:w16sdtdh="http://schemas.microsoft.com/office/word/2020/wordml/sdtdatahash" xmlns:w16sdtfl="http://schemas.microsoft.com/office/word/2024/wordml/sdtformatlock" xmlns:w16se="http://schemas.microsoft.com/office/word/2015/wordml/symex" xmlns:wpg="http://schemas.microsoft.com/office/word/2010/wordprocessingGroup" xmlns:wpi="http://schemas.microsoft.com/office/word/2010/wordprocessingInk" xmlns:wne="http://schemas.microsoft.com/office/word/2006/wordml" xmlns:wps="http://schemas.microsoft.com/office/word/2010/wordprocessingShape" mc:Ignorable="w14 w15 w16se w16cid w16 w16cex w16sdtdh w16sdtfl w16du wp14">
+<w:document xmlns:wpc="http://schemas.microsoft.com/office/word/2010/wordprocessingCanvas" xmlns:cx="http://schemas.microsoft.com/office/drawing/2014/chartex" xmlns:cx1="http://schemas.microsoft.com/office/drawing/2015/9/8/chartex" xmlns:cx2="http://schemas.microsoft.com/office/drawing/2015/10/21/chartex" xmlns:cx3="http://schemas.microsoft.com/office/drawing/2016/5/9/chartex" xmlns:cx4="http://schemas.microsoft.com/office/drawing/2016/5/10/chartex" xmlns:cx5="http://schemas.microsoft.com/office/drawing/2016/5/11/chartex" xmlns:cx6="http://schemas.microsoft.com/office/drawing/2016/5/12/chartex" xmlns:cx7="http://schemas.microsoft.com/office/drawing/2016/5/13/chartex" xmlns:cx8="http://schemas.microsoft.com/office/drawing/2016/5/14/chartex" xmlns:mc="http://schemas.openxmlformats.org/markup-compatibility/2006" xmlns:aink="http://schemas.microsoft.com/office/drawing/2016/ink" xmlns:am3d="http://schemas.microsoft.com/office/drawing/2017/model3d" xmlns:o="urn:schemas-microsoft-com:office:office" xmlns:oel="http://schemas.microsoft.com/office/2019/extlst" xmlns:r="http://schemas.openxmlformats.org/officeDocument/2006/relationships" xmlns:m="http://schemas.openxmlformats.org/officeDocument/2006/math" xmlns:v="urn:schemas-microsoft-com:vml" xmlns:wp14="http://schemas.microsoft.com/office/word/2010/wordprocessingDrawing" xmlns:wp="http://schemas.openxmlformats.org/drawingml/2006/wordprocessingDrawing" xmlns:w10="urn:schemas-microsoft-com:office:word" xmlns:w="http://schemas.openxmlformats.org/wordprocessingml/2006/main" xmlns:w14="http://schemas.microsoft.com/office/word/2010/wordml" xmlns:w15="http://schemas.microsoft.com/office/word/2012/wordml" xmlns:w16cei="http://schemas.microsoft.com/office/word/2026/wordml/cei" xmlns:w16cex="http://schemas.microsoft.com/office/word/2018/wordml/cex" xmlns:w16cid="http://schemas.microsoft.com/office/word/2016/wordml/cid" xmlns:w16="http://schemas.microsoft.com/office/word/2018/wordml" xmlns:w16du="http://schemas.microsoft.com/office/word/2023/wordml/word16du" xmlns:w16sdtdh="http://schemas.microsoft.com/office/word/2020/wordml/sdtdatahash" xmlns:w16sdtfl="http://schemas.microsoft.com/office/word/2024/wordml/sdtformatlock" xmlns:w16se="http://schemas.microsoft.com/office/word/2015/wordml/symex" xmlns:wpg="http://schemas.microsoft.com/office/word/2010/wordprocessingGroup" xmlns:wpi="http://schemas.microsoft.com/office/word/2010/wordprocessingInk" xmlns:wne="http://schemas.microsoft.com/office/word/2006/wordml" xmlns:wps="http://schemas.microsoft.com/office/word/2010/wordprocessingShape" mc:Ignorable="w14 w15 w16se w16cid w16 w16cex w16sdtdh w16sdtfl w16du wp14">
   <w:body>
     <w:p>
       <w:pPr>
@@ -12,8 +12,10 @@
       </w:pPr>
       <w:r>
         <w:rPr>
-          <w:rFonts w:ascii="Aptos" w:eastAsia="Aptos" w:hAnsi="Aptos" w:cs="Aptos"/>
+          <w:rFonts w:ascii="Aptos" w:hAnsi="Aptos" w:eastAsia="Aptos" w:cs="Aptos"/>
           <w:color w:val="000000"/>
+          <w:sz w:val="40"/>
+          <w:szCs w:val="40"/>
         </w:rPr>
         <w:t>Rubric</w:t>
       </w:r>
@@ -21,17 +23,17 @@
     <w:tbl>
       <w:tblPr>
         <w:tblStyle w:val="TableGrid"/>
-        <w:tblW w:w="5328" w:type="pct"/>
+        <w:tblW w:w="4999" w:type="pct"/>
         <w:tblLook w:val="04A0" w:firstRow="1" w:lastRow="0" w:firstColumn="1" w:lastColumn="0" w:noHBand="0" w:noVBand="1"/>
       </w:tblPr>
       <w:tblGrid>
-        <w:gridCol w:w="2185"/>
-        <w:gridCol w:w="225"/>
-        <w:gridCol w:w="2734"/>
-        <w:gridCol w:w="430"/>
-        <w:gridCol w:w="1138"/>
-        <w:gridCol w:w="893"/>
-        <w:gridCol w:w="2599"/>
+        <w:gridCol w:w="1713"/>
+        <w:gridCol w:w="249"/>
+        <w:gridCol w:w="2435"/>
+        <w:gridCol w:w="474"/>
+        <w:gridCol w:w="920"/>
+        <w:gridCol w:w="979"/>
+        <w:gridCol w:w="2804"/>
       </w:tblGrid>
       <w:tr>
         <w:trPr>
@@ -39,7 +41,7 @@
         </w:trPr>
         <w:tc>
           <w:tcPr>
-            <w:tcW w:w="2358" w:type="dxa"/>
+            <w:tcW w:w="1728" w:type="dxa"/>
             <w:tcBorders>
               <w:top w:val="nil"/>
               <w:left w:val="nil"/>
@@ -55,12 +57,14 @@
             </w:pPr>
             <w:r>
               <w:rPr>
+                <w:rFonts w:ascii="Aptos" w:hAnsi="Aptos" w:eastAsia="Aptos" w:cs="Aptos"/>
                 <w:color w:val="000000"/>
               </w:rPr>
               <w:t>Student</w:t>
             </w:r>
             <w:r>
               <w:rPr>
+                <w:rFonts w:ascii="Aptos" w:hAnsi="Aptos" w:eastAsia="Aptos" w:cs="Aptos"/>
                 <w:color w:val="000000"/>
               </w:rPr>
               <w:t xml:space="preserve"> name:</w:t>
@@ -70,6 +74,25 @@
         <w:tc>
           <w:tcPr>
             <w:tcW w:w="3202" w:type="dxa"/>
+            <w:gridSpan w:val="3"/>
+            <w:tcBorders>
+              <w:top w:val="nil"/>
+              <w:left w:val="nil"/>
+              <w:right w:val="nil"/>
+            </w:tcBorders>
+          </w:tcPr>
+          <w:p>
+            <w:pPr>
+              <w:ind w:left="144" w:hanging="144"/>
+              <w:rPr>
+                <w:color w:val="000000"/>
+              </w:rPr>
+            </w:pPr>
+          </w:p>
+        </w:tc>
+        <w:tc>
+          <w:tcPr>
+            <w:tcW w:w="1746" w:type="dxa"/>
             <w:gridSpan w:val="2"/>
             <w:tcBorders>
               <w:top w:val="nil"/>
@@ -84,27 +107,9 @@
                 <w:color w:val="000000"/>
               </w:rPr>
             </w:pPr>
-          </w:p>
-        </w:tc>
-        <w:tc>
-          <w:tcPr>
-            <w:tcW w:w="1746" w:type="dxa"/>
-            <w:gridSpan w:val="3"/>
-            <w:tcBorders>
-              <w:top w:val="nil"/>
-              <w:left w:val="nil"/>
-              <w:right w:val="nil"/>
-            </w:tcBorders>
-          </w:tcPr>
-          <w:p>
-            <w:pPr>
-              <w:ind w:left="144" w:hanging="144"/>
-              <w:rPr>
-                <w:color w:val="000000"/>
-              </w:rPr>
-            </w:pPr>
             <w:r>
               <w:rPr>
+                <w:rFonts w:ascii="Aptos" w:hAnsi="Aptos" w:eastAsia="Aptos" w:cs="Aptos"/>
                 <w:color w:val="000000"/>
               </w:rPr>
               <w:t>Proctor name:</w:t>
@@ -113,7 +118,7 @@
         </w:tc>
         <w:tc>
           <w:tcPr>
-            <w:tcW w:w="2898" w:type="dxa"/>
+            <w:tcW w:w="2899" w:type="dxa"/>
             <w:tcBorders>
               <w:top w:val="nil"/>
               <w:left w:val="nil"/>
@@ -136,7 +141,7 @@
         </w:trPr>
         <w:tc>
           <w:tcPr>
-            <w:tcW w:w="2618" w:type="dxa"/>
+            <w:tcW w:w="1988" w:type="dxa"/>
             <w:gridSpan w:val="2"/>
             <w:shd w:val="clear" w:color="auto" w:fill="A73023"/>
           </w:tcPr>
@@ -148,17 +153,14 @@
                 <w:b/>
                 <w:bCs/>
                 <w:color w:val="FFFFFF" w:themeColor="background1"/>
-                <w:sz w:val="22"/>
-                <w:szCs w:val="22"/>
               </w:rPr>
             </w:pPr>
             <w:r>
               <w:rPr>
+                <w:rFonts w:ascii="Aptos" w:hAnsi="Aptos" w:eastAsia="Aptos" w:cs="Aptos"/>
                 <w:b/>
                 <w:bCs/>
                 <w:color w:val="FFFFFF" w:themeColor="background1"/>
-                <w:sz w:val="22"/>
-                <w:szCs w:val="22"/>
               </w:rPr>
               <w:t>CRITERIA</w:t>
             </w:r>
@@ -166,7 +168,33 @@
         </w:tc>
         <w:tc>
           <w:tcPr>
-            <w:tcW w:w="3430" w:type="dxa"/>
+            <w:tcW w:w="2462" w:type="dxa"/>
+            <w:shd w:val="clear" w:color="auto" w:fill="A73023"/>
+          </w:tcPr>
+          <w:p>
+            <w:pPr>
+              <w:ind w:left="144" w:hanging="144"/>
+              <w:jc w:val="center"/>
+              <w:rPr>
+                <w:b/>
+                <w:bCs/>
+                <w:color w:val="FFFFFF" w:themeColor="background1"/>
+              </w:rPr>
+            </w:pPr>
+            <w:r>
+              <w:rPr>
+                <w:rFonts w:ascii="Aptos" w:hAnsi="Aptos" w:eastAsia="Aptos" w:cs="Aptos"/>
+                <w:b/>
+                <w:bCs/>
+                <w:color w:val="FFFFFF" w:themeColor="background1"/>
+              </w:rPr>
+              <w:t>DESCRIPTION</w:t>
+            </w:r>
+          </w:p>
+        </w:tc>
+        <w:tc>
+          <w:tcPr>
+            <w:tcW w:w="1240" w:type="dxa"/>
             <w:gridSpan w:val="2"/>
             <w:shd w:val="clear" w:color="auto" w:fill="A73023"/>
           </w:tcPr>
@@ -178,46 +206,14 @@
                 <w:b/>
                 <w:bCs/>
                 <w:color w:val="FFFFFF" w:themeColor="background1"/>
-                <w:sz w:val="22"/>
-                <w:szCs w:val="22"/>
               </w:rPr>
             </w:pPr>
             <w:r>
               <w:rPr>
+                <w:rFonts w:ascii="Aptos" w:hAnsi="Aptos" w:eastAsia="Aptos" w:cs="Aptos"/>
                 <w:b/>
                 <w:bCs/>
                 <w:color w:val="FFFFFF" w:themeColor="background1"/>
-                <w:sz w:val="22"/>
-                <w:szCs w:val="22"/>
-              </w:rPr>
-              <w:t>DESCRIPTION</w:t>
-            </w:r>
-          </w:p>
-        </w:tc>
-        <w:tc>
-          <w:tcPr>
-            <w:tcW w:w="272" w:type="dxa"/>
-            <w:shd w:val="clear" w:color="auto" w:fill="A73023"/>
-          </w:tcPr>
-          <w:p>
-            <w:pPr>
-              <w:ind w:left="144" w:hanging="144"/>
-              <w:jc w:val="center"/>
-              <w:rPr>
-                <w:b/>
-                <w:bCs/>
-                <w:color w:val="FFFFFF" w:themeColor="background1"/>
-                <w:sz w:val="22"/>
-                <w:szCs w:val="22"/>
-              </w:rPr>
-            </w:pPr>
-            <w:r>
-              <w:rPr>
-                <w:b/>
-                <w:bCs/>
-                <w:color w:val="FFFFFF" w:themeColor="background1"/>
-                <w:sz w:val="22"/>
-                <w:szCs w:val="22"/>
               </w:rPr>
               <w:t>RATING</w:t>
             </w:r>
@@ -230,37 +226,32 @@
                 <w:b/>
                 <w:bCs/>
                 <w:color w:val="FFFFFF" w:themeColor="background1"/>
-                <w:sz w:val="22"/>
-                <w:szCs w:val="22"/>
               </w:rPr>
             </w:pPr>
             <w:r>
               <w:rPr>
+                <w:rFonts w:ascii="Aptos" w:hAnsi="Aptos" w:eastAsia="Aptos" w:cs="Aptos"/>
                 <w:b/>
                 <w:bCs/>
                 <w:color w:val="FFFFFF" w:themeColor="background1"/>
-                <w:sz w:val="22"/>
-                <w:szCs w:val="22"/>
               </w:rPr>
               <w:t>(</w:t>
             </w:r>
             <w:r>
               <w:rPr>
+                <w:rFonts w:ascii="Aptos" w:hAnsi="Aptos" w:eastAsia="Aptos" w:cs="Aptos"/>
                 <w:b/>
                 <w:bCs/>
                 <w:color w:val="FFFFFF" w:themeColor="background1"/>
-                <w:sz w:val="22"/>
-                <w:szCs w:val="22"/>
               </w:rPr>
               <w:t>YES/NO</w:t>
             </w:r>
             <w:r>
               <w:rPr>
+                <w:rFonts w:ascii="Aptos" w:hAnsi="Aptos" w:eastAsia="Aptos" w:cs="Aptos"/>
                 <w:b/>
                 <w:bCs/>
                 <w:color w:val="FFFFFF" w:themeColor="background1"/>
-                <w:sz w:val="22"/>
-                <w:szCs w:val="22"/>
               </w:rPr>
               <w:t>)</w:t>
             </w:r>
@@ -268,7 +259,7 @@
         </w:tc>
         <w:tc>
           <w:tcPr>
-            <w:tcW w:w="3884" w:type="dxa"/>
+            <w:tcW w:w="3885" w:type="dxa"/>
             <w:gridSpan w:val="2"/>
             <w:shd w:val="clear" w:color="auto" w:fill="A73023"/>
           </w:tcPr>
@@ -280,17 +271,14 @@
                 <w:b/>
                 <w:bCs/>
                 <w:color w:val="FFFFFF" w:themeColor="background1"/>
-                <w:sz w:val="22"/>
-                <w:szCs w:val="22"/>
               </w:rPr>
             </w:pPr>
             <w:r>
               <w:rPr>
+                <w:rFonts w:ascii="Aptos" w:hAnsi="Aptos" w:eastAsia="Aptos" w:cs="Aptos"/>
                 <w:b/>
                 <w:bCs/>
                 <w:color w:val="FFFFFF" w:themeColor="background1"/>
-                <w:sz w:val="22"/>
-                <w:szCs w:val="22"/>
               </w:rPr>
               <w:t>COMMENTS</w:t>
             </w:r>
@@ -303,7 +291,7 @@
         </w:trPr>
         <w:tc>
           <w:tcPr>
-            <w:tcW w:w="2618" w:type="dxa"/>
+            <w:tcW w:w="1988" w:type="dxa"/>
             <w:gridSpan w:val="2"/>
             <w:shd w:val="clear" w:color="auto" w:fill="EDD2C4"/>
           </w:tcPr>
@@ -312,15 +300,12 @@
               <w:ind w:left="144" w:hanging="144"/>
               <w:rPr>
                 <w:color w:val="000000"/>
-                <w:sz w:val="22"/>
-                <w:szCs w:val="22"/>
               </w:rPr>
             </w:pPr>
             <w:r>
               <w:rPr>
+                <w:rFonts w:ascii="Aptos" w:hAnsi="Aptos" w:eastAsia="Aptos" w:cs="Aptos"/>
                 <w:color w:val="000000"/>
-                <w:sz w:val="22"/>
-                <w:szCs w:val="22"/>
               </w:rPr>
               <w:t>Anatomical knowledge</w:t>
             </w:r>
@@ -328,7 +313,34 @@
         </w:tc>
         <w:tc>
           <w:tcPr>
-            <w:tcW w:w="3430" w:type="dxa"/>
+            <w:tcW w:w="2462" w:type="dxa"/>
+          </w:tcPr>
+          <w:p>
+            <w:pPr>
+              <w:ind w:left="144" w:hanging="144"/>
+              <w:rPr>
+                <w:color w:val="000000"/>
+              </w:rPr>
+            </w:pPr>
+            <w:r>
+              <w:rPr>
+                <w:rFonts w:ascii="Aptos" w:hAnsi="Aptos" w:eastAsia="Aptos" w:cs="Aptos"/>
+                <w:color w:val="000000"/>
+              </w:rPr>
+              <w:t>The HCP demonstrated anatomical and physiological knowledge</w:t>
+            </w:r>
+            <w:r>
+              <w:rPr>
+                <w:rFonts w:ascii="Aptos" w:hAnsi="Aptos" w:eastAsia="Aptos" w:cs="Aptos"/>
+                <w:color w:val="000000"/>
+              </w:rPr>
+              <w:t>.</w:t>
+            </w:r>
+          </w:p>
+        </w:tc>
+        <w:tc>
+          <w:tcPr>
+            <w:tcW w:w="1240" w:type="dxa"/>
             <w:gridSpan w:val="2"/>
           </w:tcPr>
           <w:p>
@@ -336,38 +348,13 @@
               <w:ind w:left="144" w:hanging="144"/>
               <w:rPr>
                 <w:color w:val="000000"/>
-                <w:sz w:val="22"/>
-                <w:szCs w:val="22"/>
-              </w:rPr>
-            </w:pPr>
-            <w:r>
-              <w:rPr>
-                <w:color w:val="000000"/>
-                <w:sz w:val="22"/>
-                <w:szCs w:val="22"/>
-              </w:rPr>
-              <w:t>The HCP demonstrated anatomical and physiological knowledge.</w:t>
-            </w:r>
-          </w:p>
-        </w:tc>
-        <w:tc>
-          <w:tcPr>
-            <w:tcW w:w="272" w:type="dxa"/>
-          </w:tcPr>
-          <w:p>
-            <w:pPr>
-              <w:ind w:left="144" w:hanging="144"/>
-              <w:rPr>
-                <w:color w:val="000000"/>
-                <w:sz w:val="22"/>
-                <w:szCs w:val="22"/>
               </w:rPr>
             </w:pPr>
           </w:p>
         </w:tc>
         <w:tc>
           <w:tcPr>
-            <w:tcW w:w="3884" w:type="dxa"/>
+            <w:tcW w:w="3885" w:type="dxa"/>
             <w:gridSpan w:val="2"/>
           </w:tcPr>
           <w:p>
@@ -375,8 +362,6 @@
               <w:ind w:left="144" w:hanging="144"/>
               <w:rPr>
                 <w:color w:val="000000"/>
-                <w:sz w:val="22"/>
-                <w:szCs w:val="22"/>
               </w:rPr>
             </w:pPr>
           </w:p>
@@ -388,7 +373,7 @@
         </w:trPr>
         <w:tc>
           <w:tcPr>
-            <w:tcW w:w="2618" w:type="dxa"/>
+            <w:tcW w:w="1988" w:type="dxa"/>
             <w:gridSpan w:val="2"/>
             <w:shd w:val="clear" w:color="auto" w:fill="EDD2C4"/>
           </w:tcPr>
@@ -397,15 +382,12 @@
               <w:ind w:left="144" w:hanging="144"/>
               <w:rPr>
                 <w:color w:val="000000"/>
-                <w:sz w:val="22"/>
-                <w:szCs w:val="22"/>
               </w:rPr>
             </w:pPr>
             <w:r>
               <w:rPr>
+                <w:rFonts w:ascii="Aptos" w:hAnsi="Aptos" w:eastAsia="Aptos" w:cs="Aptos"/>
                 <w:color w:val="000000"/>
-                <w:sz w:val="22"/>
-                <w:szCs w:val="22"/>
               </w:rPr>
               <w:t>Specific emergent knowledge</w:t>
             </w:r>
@@ -413,23 +395,19 @@
         </w:tc>
         <w:tc>
           <w:tcPr>
-            <w:tcW w:w="3430" w:type="dxa"/>
-            <w:gridSpan w:val="2"/>
+            <w:tcW w:w="2462" w:type="dxa"/>
           </w:tcPr>
           <w:p>
             <w:pPr>
               <w:ind w:left="144" w:hanging="144"/>
               <w:rPr>
                 <w:color w:val="000000"/>
-                <w:sz w:val="22"/>
-                <w:szCs w:val="22"/>
               </w:rPr>
             </w:pPr>
             <w:r>
               <w:rPr>
+                <w:rFonts w:ascii="Aptos" w:hAnsi="Aptos" w:eastAsia="Aptos" w:cs="Aptos"/>
                 <w:color w:val="000000"/>
-                <w:sz w:val="22"/>
-                <w:szCs w:val="22"/>
               </w:rPr>
               <w:t>The HCP recognized emergent symptoms (swelling, dyspnea) and demonstrated physiological understanding of these emergent conditions.</w:t>
             </w:r>
@@ -437,22 +415,21 @@
         </w:tc>
         <w:tc>
           <w:tcPr>
-            <w:tcW w:w="272" w:type="dxa"/>
+            <w:tcW w:w="1240" w:type="dxa"/>
+            <w:gridSpan w:val="2"/>
           </w:tcPr>
           <w:p>
             <w:pPr>
               <w:ind w:left="144" w:hanging="144"/>
               <w:rPr>
                 <w:color w:val="000000"/>
-                <w:sz w:val="22"/>
-                <w:szCs w:val="22"/>
               </w:rPr>
             </w:pPr>
           </w:p>
         </w:tc>
         <w:tc>
           <w:tcPr>
-            <w:tcW w:w="3884" w:type="dxa"/>
+            <w:tcW w:w="3885" w:type="dxa"/>
             <w:gridSpan w:val="2"/>
           </w:tcPr>
           <w:p>
@@ -460,8 +437,6 @@
               <w:ind w:left="144" w:hanging="144"/>
               <w:rPr>
                 <w:color w:val="000000"/>
-                <w:sz w:val="22"/>
-                <w:szCs w:val="22"/>
               </w:rPr>
             </w:pPr>
           </w:p>
@@ -473,7 +448,7 @@
         </w:trPr>
         <w:tc>
           <w:tcPr>
-            <w:tcW w:w="2618" w:type="dxa"/>
+            <w:tcW w:w="1988" w:type="dxa"/>
             <w:gridSpan w:val="2"/>
             <w:shd w:val="clear" w:color="auto" w:fill="EDD2C4"/>
           </w:tcPr>
@@ -482,23 +457,41 @@
               <w:ind w:left="144" w:hanging="144"/>
               <w:rPr>
                 <w:color w:val="000000"/>
-                <w:sz w:val="22"/>
-                <w:szCs w:val="22"/>
               </w:rPr>
             </w:pPr>
             <w:r>
               <w:rPr>
+                <w:rFonts w:ascii="Aptos" w:hAnsi="Aptos" w:eastAsia="Aptos" w:cs="Aptos"/>
                 <w:color w:val="000000"/>
-                <w:sz w:val="22"/>
-                <w:szCs w:val="22"/>
-              </w:rPr>
+              </w:rPr>
+              <w:lastRenderedPageBreak/>
               <w:t>Differential diagnosis</w:t>
             </w:r>
           </w:p>
         </w:tc>
         <w:tc>
           <w:tcPr>
-            <w:tcW w:w="3430" w:type="dxa"/>
+            <w:tcW w:w="2462" w:type="dxa"/>
+          </w:tcPr>
+          <w:p>
+            <w:pPr>
+              <w:ind w:left="144" w:hanging="144"/>
+              <w:rPr>
+                <w:color w:val="000000"/>
+              </w:rPr>
+            </w:pPr>
+            <w:r>
+              <w:rPr>
+                <w:rFonts w:ascii="Aptos" w:hAnsi="Aptos" w:eastAsia="Aptos" w:cs="Aptos"/>
+                <w:color w:val="000000"/>
+              </w:rPr>
+              <w:t>The HCP appropriately differentiates a diagnosis that is logical based on the information provided (is able to rule out or rule in appropriate conditions) and provides the information to the patient.</w:t>
+            </w:r>
+          </w:p>
+        </w:tc>
+        <w:tc>
+          <w:tcPr>
+            <w:tcW w:w="1240" w:type="dxa"/>
             <w:gridSpan w:val="2"/>
           </w:tcPr>
           <w:p>
@@ -506,56 +499,13 @@
               <w:ind w:left="144" w:hanging="144"/>
               <w:rPr>
                 <w:color w:val="000000"/>
-                <w:sz w:val="22"/>
-                <w:szCs w:val="22"/>
-              </w:rPr>
-            </w:pPr>
-            <w:r>
-              <w:rPr>
-                <w:color w:val="000000"/>
-                <w:sz w:val="22"/>
-                <w:szCs w:val="22"/>
-              </w:rPr>
-              <w:t>The HCP appropriately differentiates a diagnosis that is logical based on the information provided (</w:t>
-            </w:r>
-            <w:proofErr w:type="gramStart"/>
-            <w:r>
-              <w:rPr>
-                <w:color w:val="000000"/>
-                <w:sz w:val="22"/>
-                <w:szCs w:val="22"/>
-              </w:rPr>
-              <w:t>is able to</w:t>
-            </w:r>
-            <w:proofErr w:type="gramEnd"/>
-            <w:r>
-              <w:rPr>
-                <w:color w:val="000000"/>
-                <w:sz w:val="22"/>
-                <w:szCs w:val="22"/>
-              </w:rPr>
-              <w:t xml:space="preserve"> rule out or rule in appropriate conditions) and provides the information to the patient.</w:t>
-            </w:r>
-          </w:p>
-        </w:tc>
-        <w:tc>
-          <w:tcPr>
-            <w:tcW w:w="272" w:type="dxa"/>
-          </w:tcPr>
-          <w:p>
-            <w:pPr>
-              <w:ind w:left="144" w:hanging="144"/>
-              <w:rPr>
-                <w:color w:val="000000"/>
-                <w:sz w:val="22"/>
-                <w:szCs w:val="22"/>
               </w:rPr>
             </w:pPr>
           </w:p>
         </w:tc>
         <w:tc>
           <w:tcPr>
-            <w:tcW w:w="3884" w:type="dxa"/>
+            <w:tcW w:w="3885" w:type="dxa"/>
             <w:gridSpan w:val="2"/>
           </w:tcPr>
           <w:p>
@@ -563,8 +513,6 @@
               <w:ind w:left="144" w:hanging="144"/>
               <w:rPr>
                 <w:color w:val="000000"/>
-                <w:sz w:val="22"/>
-                <w:szCs w:val="22"/>
               </w:rPr>
             </w:pPr>
           </w:p>
@@ -576,7 +524,7 @@
         </w:trPr>
         <w:tc>
           <w:tcPr>
-            <w:tcW w:w="2618" w:type="dxa"/>
+            <w:tcW w:w="1988" w:type="dxa"/>
             <w:gridSpan w:val="2"/>
             <w:shd w:val="clear" w:color="auto" w:fill="EDD2C4"/>
           </w:tcPr>
@@ -587,15 +535,12 @@
                 <w:b/>
                 <w:bCs/>
                 <w:color w:val="000000"/>
-                <w:sz w:val="22"/>
-                <w:szCs w:val="22"/>
               </w:rPr>
             </w:pPr>
             <w:r>
               <w:rPr>
+                <w:rFonts w:ascii="Aptos" w:hAnsi="Aptos" w:eastAsia="Aptos" w:cs="Aptos"/>
                 <w:color w:val="000000"/>
-                <w:sz w:val="22"/>
-                <w:szCs w:val="22"/>
               </w:rPr>
               <w:t>Patient interaction</w:t>
             </w:r>
@@ -603,7 +548,55 @@
         </w:tc>
         <w:tc>
           <w:tcPr>
-            <w:tcW w:w="3430" w:type="dxa"/>
+            <w:tcW w:w="2462" w:type="dxa"/>
+          </w:tcPr>
+          <w:p>
+            <w:pPr>
+              <w:ind w:left="144" w:hanging="144"/>
+              <w:rPr>
+                <w:color w:val="000000"/>
+              </w:rPr>
+            </w:pPr>
+            <w:r>
+              <w:rPr>
+                <w:rFonts w:ascii="Aptos" w:hAnsi="Aptos" w:eastAsia="Aptos" w:cs="Aptos"/>
+                <w:color w:val="000000"/>
+              </w:rPr>
+              <w:t xml:space="preserve">The HCP communicated in an effective and professional manner (not distracted, courteous, able to convey and obtain information, kind, and understanding of </w:t>
+            </w:r>
+            <w:r>
+              <w:rPr>
+                <w:rFonts w:ascii="Aptos" w:hAnsi="Aptos" w:eastAsia="Aptos" w:cs="Aptos"/>
+                <w:color w:val="000000"/>
+              </w:rPr>
+              <w:t xml:space="preserve">the </w:t>
+            </w:r>
+            <w:r>
+              <w:rPr>
+                <w:rFonts w:ascii="Aptos" w:hAnsi="Aptos" w:eastAsia="Aptos" w:cs="Aptos"/>
+                <w:color w:val="000000"/>
+              </w:rPr>
+              <w:t>situation). The student was kind, compassionate</w:t>
+            </w:r>
+            <w:r>
+              <w:rPr>
+                <w:rFonts w:ascii="Aptos" w:hAnsi="Aptos" w:eastAsia="Aptos" w:cs="Aptos"/>
+                <w:color w:val="000000"/>
+              </w:rPr>
+              <w:t>,</w:t>
+            </w:r>
+            <w:r>
+              <w:rPr>
+                <w:rFonts w:ascii="Aptos" w:hAnsi="Aptos" w:eastAsia="Aptos" w:cs="Aptos"/>
+                <w:color w:val="000000"/>
+              </w:rPr>
+              <w:t xml:space="preserve"> and professional when talking to the patient. Discussed information in a manner that was usable by the patient.</w:t>
+            </w:r>
+          </w:p>
+        </w:tc>
+        <w:tc>
+          <w:tcPr>
+            <w:tcW w:w="1240" w:type="dxa"/>
             <w:gridSpan w:val="2"/>
           </w:tcPr>
           <w:p>
@@ -611,38 +604,13 @@
               <w:ind w:left="144" w:hanging="144"/>
               <w:rPr>
                 <w:color w:val="000000"/>
-                <w:sz w:val="22"/>
-                <w:szCs w:val="22"/>
-              </w:rPr>
-            </w:pPr>
-            <w:r>
-              <w:rPr>
-                <w:color w:val="000000"/>
-                <w:sz w:val="22"/>
-                <w:szCs w:val="22"/>
-              </w:rPr>
-              <w:t>The HCP communicated in an effective and professional manner (not distracted, courteous, able to convey and obtain information, kind, and understanding of the situation). The student was kind, compassionate, and professional when talking to the patient. Discussed information in a manner that was usable by the patient.</w:t>
-            </w:r>
-          </w:p>
-        </w:tc>
-        <w:tc>
-          <w:tcPr>
-            <w:tcW w:w="272" w:type="dxa"/>
-          </w:tcPr>
-          <w:p>
-            <w:pPr>
-              <w:ind w:left="144" w:hanging="144"/>
-              <w:rPr>
-                <w:color w:val="000000"/>
-                <w:sz w:val="22"/>
-                <w:szCs w:val="22"/>
               </w:rPr>
             </w:pPr>
           </w:p>
         </w:tc>
         <w:tc>
           <w:tcPr>
-            <w:tcW w:w="3884" w:type="dxa"/>
+            <w:tcW w:w="3885" w:type="dxa"/>
             <w:gridSpan w:val="2"/>
           </w:tcPr>
           <w:p>
@@ -650,8 +618,6 @@
               <w:ind w:left="144" w:hanging="144"/>
               <w:rPr>
                 <w:color w:val="000000"/>
-                <w:sz w:val="22"/>
-                <w:szCs w:val="22"/>
               </w:rPr>
             </w:pPr>
           </w:p>
@@ -663,7 +629,7 @@
         </w:trPr>
         <w:tc>
           <w:tcPr>
-            <w:tcW w:w="2618" w:type="dxa"/>
+            <w:tcW w:w="1988" w:type="dxa"/>
             <w:gridSpan w:val="2"/>
             <w:shd w:val="clear" w:color="auto" w:fill="EDD2C4"/>
           </w:tcPr>
@@ -672,15 +638,12 @@
               <w:ind w:left="144" w:hanging="144"/>
               <w:rPr>
                 <w:color w:val="000000"/>
-                <w:sz w:val="22"/>
-                <w:szCs w:val="22"/>
               </w:rPr>
             </w:pPr>
             <w:r>
               <w:rPr>
+                <w:rFonts w:ascii="Aptos" w:hAnsi="Aptos" w:eastAsia="Aptos" w:cs="Aptos"/>
                 <w:color w:val="000000"/>
-                <w:sz w:val="22"/>
-                <w:szCs w:val="22"/>
               </w:rPr>
               <w:t>Referral</w:t>
             </w:r>
@@ -688,7 +651,41 @@
         </w:tc>
         <w:tc>
           <w:tcPr>
-            <w:tcW w:w="3430" w:type="dxa"/>
+            <w:tcW w:w="2462" w:type="dxa"/>
+          </w:tcPr>
+          <w:p>
+            <w:pPr>
+              <w:ind w:left="144" w:hanging="144"/>
+              <w:rPr>
+                <w:color w:val="000000"/>
+              </w:rPr>
+            </w:pPr>
+            <w:r>
+              <w:rPr>
+                <w:rFonts w:ascii="Aptos" w:hAnsi="Aptos" w:eastAsia="Aptos" w:cs="Aptos"/>
+                <w:color w:val="000000"/>
+              </w:rPr>
+              <w:t>The student developed a clear plan with the patient regarding steps that should be taken in the immediate future</w:t>
+            </w:r>
+            <w:r>
+              <w:rPr>
+                <w:rFonts w:ascii="Aptos" w:hAnsi="Aptos" w:eastAsia="Aptos" w:cs="Aptos"/>
+                <w:color w:val="000000"/>
+              </w:rPr>
+              <w:t>—</w:t>
+            </w:r>
+            <w:r>
+              <w:rPr>
+                <w:rFonts w:ascii="Aptos" w:hAnsi="Aptos" w:eastAsia="Aptos" w:cs="Aptos"/>
+                <w:color w:val="000000"/>
+              </w:rPr>
+              <w:t>appropriately referred for further examination.</w:t>
+            </w:r>
+          </w:p>
+        </w:tc>
+        <w:tc>
+          <w:tcPr>
+            <w:tcW w:w="1240" w:type="dxa"/>
             <w:gridSpan w:val="2"/>
           </w:tcPr>
           <w:p>
@@ -696,38 +693,13 @@
               <w:ind w:left="144" w:hanging="144"/>
               <w:rPr>
                 <w:color w:val="000000"/>
-                <w:sz w:val="22"/>
-                <w:szCs w:val="22"/>
-              </w:rPr>
-            </w:pPr>
-            <w:r>
-              <w:rPr>
-                <w:color w:val="000000"/>
-                <w:sz w:val="22"/>
-                <w:szCs w:val="22"/>
-              </w:rPr>
-              <w:t>The student developed a clear plan with the patient regarding steps that should be taken in the immediate future—appropriately referred for further examination.</w:t>
-            </w:r>
-          </w:p>
-        </w:tc>
-        <w:tc>
-          <w:tcPr>
-            <w:tcW w:w="272" w:type="dxa"/>
-          </w:tcPr>
-          <w:p>
-            <w:pPr>
-              <w:ind w:left="144" w:hanging="144"/>
-              <w:rPr>
-                <w:color w:val="000000"/>
-                <w:sz w:val="22"/>
-                <w:szCs w:val="22"/>
               </w:rPr>
             </w:pPr>
           </w:p>
         </w:tc>
         <w:tc>
           <w:tcPr>
-            <w:tcW w:w="3884" w:type="dxa"/>
+            <w:tcW w:w="3885" w:type="dxa"/>
             <w:gridSpan w:val="2"/>
           </w:tcPr>
           <w:p>
@@ -735,8 +707,6 @@
               <w:ind w:left="144" w:hanging="144"/>
               <w:rPr>
                 <w:color w:val="000000"/>
-                <w:sz w:val="22"/>
-                <w:szCs w:val="22"/>
               </w:rPr>
             </w:pPr>
           </w:p>
@@ -751,25 +721,28 @@
       </w:pPr>
       <w:r>
         <w:rPr>
+          <w:rFonts w:ascii="Aptos" w:hAnsi="Aptos" w:eastAsia="Aptos" w:cs="Aptos"/>
           <w:color w:val="000000"/>
         </w:rPr>
         <w:t xml:space="preserve">Other </w:t>
       </w:r>
       <w:r>
         <w:rPr>
+          <w:rFonts w:ascii="Aptos" w:hAnsi="Aptos" w:eastAsia="Aptos" w:cs="Aptos"/>
           <w:color w:val="000000"/>
         </w:rPr>
         <w:t>c</w:t>
       </w:r>
       <w:r>
         <w:rPr>
+          <w:rFonts w:ascii="Aptos" w:hAnsi="Aptos" w:eastAsia="Aptos" w:cs="Aptos"/>
           <w:color w:val="000000"/>
         </w:rPr>
         <w:t>omments:</w:t>
       </w:r>
     </w:p>
     <w:sectPr>
-      <w:footerReference w:type="default" r:id="rId7"/>
+      <w:footerReference w:type="default" r:id="rId9"/>
       <w:pgSz w:w="12240" w:h="15840"/>
       <w:pgMar w:top="1440" w:right="1440" w:bottom="1440" w:left="1440" w:header="706" w:footer="706" w:gutter="0"/>
       <w:cols w:space="720"/>
@@ -780,7 +753,7 @@
 </file>
 
 <file path=word/endnotes.xml><?xml version="1.0" encoding="utf-8"?>
-<w:endnotes xmlns:wpc="http://schemas.microsoft.com/office/word/2010/wordprocessingCanvas" xmlns:cx="http://schemas.microsoft.com/office/drawing/2014/chartex" xmlns:cx1="http://schemas.microsoft.com/office/drawing/2015/9/8/chartex" xmlns:cx2="http://schemas.microsoft.com/office/drawing/2015/10/21/chartex" xmlns:cx3="http://schemas.microsoft.com/office/drawing/2016/5/9/chartex" xmlns:cx4="http://schemas.microsoft.com/office/drawing/2016/5/10/chartex" xmlns:cx5="http://schemas.microsoft.com/office/drawing/2016/5/11/chartex" xmlns:cx6="http://schemas.microsoft.com/office/drawing/2016/5/12/chartex" xmlns:cx7="http://schemas.microsoft.com/office/drawing/2016/5/13/chartex" xmlns:cx8="http://schemas.microsoft.com/office/drawing/2016/5/14/chartex" xmlns:mc="http://schemas.openxmlformats.org/markup-compatibility/2006" xmlns:aink="http://schemas.microsoft.com/office/drawing/2016/ink" xmlns:am3d="http://schemas.microsoft.com/office/drawing/2017/model3d" xmlns:o="urn:schemas-microsoft-com:office:office" xmlns:oel="http://schemas.microsoft.com/office/2019/extlst" xmlns:r="http://schemas.openxmlformats.org/officeDocument/2006/relationships" xmlns:m="http://schemas.openxmlformats.org/officeDocument/2006/math" xmlns:v="urn:schemas-microsoft-com:vml" xmlns:wp14="http://schemas.microsoft.com/office/word/2010/wordprocessingDrawing" xmlns:wp="http://schemas.openxmlformats.org/drawingml/2006/wordprocessingDrawing" xmlns:w10="urn:schemas-microsoft-com:office:word" xmlns:w="http://schemas.openxmlformats.org/wordprocessingml/2006/main" xmlns:w14="http://schemas.microsoft.com/office/word/2010/wordml" xmlns:w15="http://schemas.microsoft.com/office/word/2012/wordml" xmlns:w16cex="http://schemas.microsoft.com/office/word/2018/wordml/cex" xmlns:w16cid="http://schemas.microsoft.com/office/word/2016/wordml/cid" xmlns:w16="http://schemas.microsoft.com/office/word/2018/wordml" xmlns:w16du="http://schemas.microsoft.com/office/word/2023/wordml/word16du" xmlns:w16sdtdh="http://schemas.microsoft.com/office/word/2020/wordml/sdtdatahash" xmlns:w16sdtfl="http://schemas.microsoft.com/office/word/2024/wordml/sdtformatlock" xmlns:w16se="http://schemas.microsoft.com/office/word/2015/wordml/symex" xmlns:wpg="http://schemas.microsoft.com/office/word/2010/wordprocessingGroup" xmlns:wpi="http://schemas.microsoft.com/office/word/2010/wordprocessingInk" xmlns:wne="http://schemas.microsoft.com/office/word/2006/wordml" xmlns:wps="http://schemas.microsoft.com/office/word/2010/wordprocessingShape" mc:Ignorable="w14 w15 w16se w16cid w16 w16cex w16sdtdh w16sdtfl w16du wp14">
+<w:endnotes xmlns:wpc="http://schemas.microsoft.com/office/word/2010/wordprocessingCanvas" xmlns:cx="http://schemas.microsoft.com/office/drawing/2014/chartex" xmlns:cx1="http://schemas.microsoft.com/office/drawing/2015/9/8/chartex" xmlns:cx2="http://schemas.microsoft.com/office/drawing/2015/10/21/chartex" xmlns:cx3="http://schemas.microsoft.com/office/drawing/2016/5/9/chartex" xmlns:cx4="http://schemas.microsoft.com/office/drawing/2016/5/10/chartex" xmlns:cx5="http://schemas.microsoft.com/office/drawing/2016/5/11/chartex" xmlns:cx6="http://schemas.microsoft.com/office/drawing/2016/5/12/chartex" xmlns:cx7="http://schemas.microsoft.com/office/drawing/2016/5/13/chartex" xmlns:cx8="http://schemas.microsoft.com/office/drawing/2016/5/14/chartex" xmlns:mc="http://schemas.openxmlformats.org/markup-compatibility/2006" xmlns:aink="http://schemas.microsoft.com/office/drawing/2016/ink" xmlns:am3d="http://schemas.microsoft.com/office/drawing/2017/model3d" xmlns:o="urn:schemas-microsoft-com:office:office" xmlns:oel="http://schemas.microsoft.com/office/2019/extlst" xmlns:r="http://schemas.openxmlformats.org/officeDocument/2006/relationships" xmlns:m="http://schemas.openxmlformats.org/officeDocument/2006/math" xmlns:v="urn:schemas-microsoft-com:vml" xmlns:wp14="http://schemas.microsoft.com/office/word/2010/wordprocessingDrawing" xmlns:wp="http://schemas.openxmlformats.org/drawingml/2006/wordprocessingDrawing" xmlns:w10="urn:schemas-microsoft-com:office:word" xmlns:w="http://schemas.openxmlformats.org/wordprocessingml/2006/main" xmlns:w14="http://schemas.microsoft.com/office/word/2010/wordml" xmlns:w15="http://schemas.microsoft.com/office/word/2012/wordml" xmlns:w16cei="http://schemas.microsoft.com/office/word/2026/wordml/cei" xmlns:w16cex="http://schemas.microsoft.com/office/word/2018/wordml/cex" xmlns:w16cid="http://schemas.microsoft.com/office/word/2016/wordml/cid" xmlns:w16="http://schemas.microsoft.com/office/word/2018/wordml" xmlns:w16du="http://schemas.microsoft.com/office/word/2023/wordml/word16du" xmlns:w16sdtdh="http://schemas.microsoft.com/office/word/2020/wordml/sdtdatahash" xmlns:w16sdtfl="http://schemas.microsoft.com/office/word/2024/wordml/sdtformatlock" xmlns:w16se="http://schemas.microsoft.com/office/word/2015/wordml/symex" xmlns:wpg="http://schemas.microsoft.com/office/word/2010/wordprocessingGroup" xmlns:wpi="http://schemas.microsoft.com/office/word/2010/wordprocessingInk" xmlns:wne="http://schemas.microsoft.com/office/word/2006/wordml" xmlns:wps="http://schemas.microsoft.com/office/word/2010/wordprocessingShape" mc:Ignorable="w14 w15 w16se w16cid w16 w16cex w16sdtdh w16sdtfl w16du wp14">
   <w:endnote w:type="separator" w:id="-1">
     <w:p>
       <w:r>
@@ -799,16 +772,22 @@
 </file>
 
 <file path=word/footer1.xml><?xml version="1.0" encoding="utf-8"?>
-<w:ftr xmlns:wpc="http://schemas.microsoft.com/office/word/2010/wordprocessingCanvas" xmlns:cx="http://schemas.microsoft.com/office/drawing/2014/chartex" xmlns:cx1="http://schemas.microsoft.com/office/drawing/2015/9/8/chartex" xmlns:cx2="http://schemas.microsoft.com/office/drawing/2015/10/21/chartex" xmlns:cx3="http://schemas.microsoft.com/office/drawing/2016/5/9/chartex" xmlns:cx4="http://schemas.microsoft.com/office/drawing/2016/5/10/chartex" xmlns:cx5="http://schemas.microsoft.com/office/drawing/2016/5/11/chartex" xmlns:cx6="http://schemas.microsoft.com/office/drawing/2016/5/12/chartex" xmlns:cx7="http://schemas.microsoft.com/office/drawing/2016/5/13/chartex" xmlns:cx8="http://schemas.microsoft.com/office/drawing/2016/5/14/chartex" xmlns:mc="http://schemas.openxmlformats.org/markup-compatibility/2006" xmlns:aink="http://schemas.microsoft.com/office/drawing/2016/ink" xmlns:am3d="http://schemas.microsoft.com/office/drawing/2017/model3d" xmlns:o="urn:schemas-microsoft-com:office:office" xmlns:oel="http://schemas.microsoft.com/office/2019/extlst" xmlns:r="http://schemas.openxmlformats.org/officeDocument/2006/relationships" xmlns:m="http://schemas.openxmlformats.org/officeDocument/2006/math" xmlns:v="urn:schemas-microsoft-com:vml" xmlns:wp14="http://schemas.microsoft.com/office/word/2010/wordprocessingDrawing" xmlns:wp="http://schemas.openxmlformats.org/drawingml/2006/wordprocessingDrawing" xmlns:w10="urn:schemas-microsoft-com:office:word" xmlns:w="http://schemas.openxmlformats.org/wordprocessingml/2006/main" xmlns:w14="http://schemas.microsoft.com/office/word/2010/wordml" xmlns:w15="http://schemas.microsoft.com/office/word/2012/wordml" xmlns:w16cex="http://schemas.microsoft.com/office/word/2018/wordml/cex" xmlns:w16cid="http://schemas.microsoft.com/office/word/2016/wordml/cid" xmlns:w16="http://schemas.microsoft.com/office/word/2018/wordml" xmlns:w16du="http://schemas.microsoft.com/office/word/2023/wordml/word16du" xmlns:w16sdtdh="http://schemas.microsoft.com/office/word/2020/wordml/sdtdatahash" xmlns:w16sdtfl="http://schemas.microsoft.com/office/word/2024/wordml/sdtformatlock" xmlns:w16se="http://schemas.microsoft.com/office/word/2015/wordml/symex" xmlns:wpg="http://schemas.microsoft.com/office/word/2010/wordprocessingGroup" xmlns:wpi="http://schemas.microsoft.com/office/word/2010/wordprocessingInk" xmlns:wne="http://schemas.microsoft.com/office/word/2006/wordml" xmlns:wps="http://schemas.microsoft.com/office/word/2010/wordprocessingShape" mc:Ignorable="w14 w15 w16se w16cid w16 w16cex w16sdtdh w16sdtfl w16du wp14">
+<w:ftr xmlns:m="http://schemas.openxmlformats.org/officeDocument/2006/math" xmlns:mc="http://schemas.openxmlformats.org/markup-compatibility/2006" xmlns:mo="http://schemas.microsoft.com/office/mac/office/2008/main" xmlns:mv="urn:schemas-microsoft-com:mac:vml" xmlns:o="urn:schemas-microsoft-com:office:office" xmlns:r="http://schemas.openxmlformats.org/officeDocument/2006/relationships" xmlns:v="urn:schemas-microsoft-com:vml" xmlns:w10="urn:schemas-microsoft-com:office:word" xmlns:w14="http://schemas.microsoft.com/office/word/2010/wordml" xmlns:w="http://schemas.openxmlformats.org/wordprocessingml/2006/main" xmlns:wne="http://schemas.microsoft.com/office/word/2006/wordml" xmlns:wp14="http://schemas.microsoft.com/office/word/2010/wordprocessingDrawing" xmlns:wp="http://schemas.openxmlformats.org/drawingml/2006/wordprocessingDrawing" xmlns:wpc="http://schemas.microsoft.com/office/word/2010/wordprocessingCanvas" xmlns:wpg="http://schemas.microsoft.com/office/word/2010/wordprocessingGroup" xmlns:wpi="http://schemas.microsoft.com/office/word/2010/wordprocessingInk" xmlns:wps="http://schemas.microsoft.com/office/word/2010/wordprocessingShape" mc:Ignorable="w14 wp14">
   <w:p>
+    <w:pPr>
+      <w:spacing w:line="240" w:lineRule="auto" w:before="0" w:after="0"/>
+      <w:jc w:val="left"/>
+    </w:pPr>
     <w:r>
       <w:rPr>
+        <w:rFonts w:ascii="Aptos" w:hAnsi="Aptos" w:eastAsia="Aptos" w:cs="Aptos"/>
         <w:sz w:val="18"/>
       </w:rPr>
       <w:t xml:space="preserve">From J.M. Larson and H.L. Stedge, </w:t>
     </w:r>
     <w:r>
       <w:rPr>
+        <w:rFonts w:ascii="Aptos" w:hAnsi="Aptos" w:eastAsia="Aptos" w:cs="Aptos"/>
         <w:i/>
         <w:sz w:val="18"/>
       </w:rPr>
@@ -816,6 +795,7 @@
     </w:r>
     <w:r>
       <w:rPr>
+        <w:rFonts w:ascii="Aptos" w:hAnsi="Aptos" w:eastAsia="Aptos" w:cs="Aptos"/>
         <w:sz w:val="18"/>
       </w:rPr>
       <w:t xml:space="preserve"> (Human Kinetics, 2027).</w:t>
@@ -825,7 +805,7 @@
 </file>
 
 <file path=word/footnotes.xml><?xml version="1.0" encoding="utf-8"?>
-<w:footnotes xmlns:wpc="http://schemas.microsoft.com/office/word/2010/wordprocessingCanvas" xmlns:cx="http://schemas.microsoft.com/office/drawing/2014/chartex" xmlns:cx1="http://schemas.microsoft.com/office/drawing/2015/9/8/chartex" xmlns:cx2="http://schemas.microsoft.com/office/drawing/2015/10/21/chartex" xmlns:cx3="http://schemas.microsoft.com/office/drawing/2016/5/9/chartex" xmlns:cx4="http://schemas.microsoft.com/office/drawing/2016/5/10/chartex" xmlns:cx5="http://schemas.microsoft.com/office/drawing/2016/5/11/chartex" xmlns:cx6="http://schemas.microsoft.com/office/drawing/2016/5/12/chartex" xmlns:cx7="http://schemas.microsoft.com/office/drawing/2016/5/13/chartex" xmlns:cx8="http://schemas.microsoft.com/office/drawing/2016/5/14/chartex" xmlns:mc="http://schemas.openxmlformats.org/markup-compatibility/2006" xmlns:aink="http://schemas.microsoft.com/office/drawing/2016/ink" xmlns:am3d="http://schemas.microsoft.com/office/drawing/2017/model3d" xmlns:o="urn:schemas-microsoft-com:office:office" xmlns:oel="http://schemas.microsoft.com/office/2019/extlst" xmlns:r="http://schemas.openxmlformats.org/officeDocument/2006/relationships" xmlns:m="http://schemas.openxmlformats.org/officeDocument/2006/math" xmlns:v="urn:schemas-microsoft-com:vml" xmlns:wp14="http://schemas.microsoft.com/office/word/2010/wordprocessingDrawing" xmlns:wp="http://schemas.openxmlformats.org/drawingml/2006/wordprocessingDrawing" xmlns:w10="urn:schemas-microsoft-com:office:word" xmlns:w="http://schemas.openxmlformats.org/wordprocessingml/2006/main" xmlns:w14="http://schemas.microsoft.com/office/word/2010/wordml" xmlns:w15="http://schemas.microsoft.com/office/word/2012/wordml" xmlns:w16cex="http://schemas.microsoft.com/office/word/2018/wordml/cex" xmlns:w16cid="http://schemas.microsoft.com/office/word/2016/wordml/cid" xmlns:w16="http://schemas.microsoft.com/office/word/2018/wordml" xmlns:w16du="http://schemas.microsoft.com/office/word/2023/wordml/word16du" xmlns:w16sdtdh="http://schemas.microsoft.com/office/word/2020/wordml/sdtdatahash" xmlns:w16sdtfl="http://schemas.microsoft.com/office/word/2024/wordml/sdtformatlock" xmlns:w16se="http://schemas.microsoft.com/office/word/2015/wordml/symex" xmlns:wpg="http://schemas.microsoft.com/office/word/2010/wordprocessingGroup" xmlns:wpi="http://schemas.microsoft.com/office/word/2010/wordprocessingInk" xmlns:wne="http://schemas.microsoft.com/office/word/2006/wordml" xmlns:wps="http://schemas.microsoft.com/office/word/2010/wordprocessingShape" mc:Ignorable="w14 w15 w16se w16cid w16 w16cex w16sdtdh w16sdtfl w16du wp14">
+<w:footnotes xmlns:wpc="http://schemas.microsoft.com/office/word/2010/wordprocessingCanvas" xmlns:cx="http://schemas.microsoft.com/office/drawing/2014/chartex" xmlns:cx1="http://schemas.microsoft.com/office/drawing/2015/9/8/chartex" xmlns:cx2="http://schemas.microsoft.com/office/drawing/2015/10/21/chartex" xmlns:cx3="http://schemas.microsoft.com/office/drawing/2016/5/9/chartex" xmlns:cx4="http://schemas.microsoft.com/office/drawing/2016/5/10/chartex" xmlns:cx5="http://schemas.microsoft.com/office/drawing/2016/5/11/chartex" xmlns:cx6="http://schemas.microsoft.com/office/drawing/2016/5/12/chartex" xmlns:cx7="http://schemas.microsoft.com/office/drawing/2016/5/13/chartex" xmlns:cx8="http://schemas.microsoft.com/office/drawing/2016/5/14/chartex" xmlns:mc="http://schemas.openxmlformats.org/markup-compatibility/2006" xmlns:aink="http://schemas.microsoft.com/office/drawing/2016/ink" xmlns:am3d="http://schemas.microsoft.com/office/drawing/2017/model3d" xmlns:o="urn:schemas-microsoft-com:office:office" xmlns:oel="http://schemas.microsoft.com/office/2019/extlst" xmlns:r="http://schemas.openxmlformats.org/officeDocument/2006/relationships" xmlns:m="http://schemas.openxmlformats.org/officeDocument/2006/math" xmlns:v="urn:schemas-microsoft-com:vml" xmlns:wp14="http://schemas.microsoft.com/office/word/2010/wordprocessingDrawing" xmlns:wp="http://schemas.openxmlformats.org/drawingml/2006/wordprocessingDrawing" xmlns:w10="urn:schemas-microsoft-com:office:word" xmlns:w="http://schemas.openxmlformats.org/wordprocessingml/2006/main" xmlns:w14="http://schemas.microsoft.com/office/word/2010/wordml" xmlns:w15="http://schemas.microsoft.com/office/word/2012/wordml" xmlns:w16cei="http://schemas.microsoft.com/office/word/2026/wordml/cei" xmlns:w16cex="http://schemas.microsoft.com/office/word/2018/wordml/cex" xmlns:w16cid="http://schemas.microsoft.com/office/word/2016/wordml/cid" xmlns:w16="http://schemas.microsoft.com/office/word/2018/wordml" xmlns:w16du="http://schemas.microsoft.com/office/word/2023/wordml/word16du" xmlns:w16sdtdh="http://schemas.microsoft.com/office/word/2020/wordml/sdtdatahash" xmlns:w16sdtfl="http://schemas.microsoft.com/office/word/2024/wordml/sdtformatlock" xmlns:w16se="http://schemas.microsoft.com/office/word/2015/wordml/symex" xmlns:wpg="http://schemas.microsoft.com/office/word/2010/wordprocessingGroup" xmlns:wpi="http://schemas.microsoft.com/office/word/2010/wordprocessingInk" xmlns:wne="http://schemas.microsoft.com/office/word/2006/wordml" xmlns:wps="http://schemas.microsoft.com/office/word/2010/wordprocessingShape" mc:Ignorable="w14 w15 w16se w16cid w16 w16cex w16sdtdh w16sdtfl w16du wp14">
   <w:footnote w:type="separator" w:id="-1">
     <w:p>
       <w:r>
@@ -844,7 +824,7 @@
 </file>
 
 <file path=word/numbering.xml><?xml version="1.0" encoding="utf-8"?>
-<w:numbering xmlns:wpc="http://schemas.microsoft.com/office/word/2010/wordprocessingCanvas" xmlns:cx="http://schemas.microsoft.com/office/drawing/2014/chartex" xmlns:cx1="http://schemas.microsoft.com/office/drawing/2015/9/8/chartex" xmlns:cx2="http://schemas.microsoft.com/office/drawing/2015/10/21/chartex" xmlns:cx3="http://schemas.microsoft.com/office/drawing/2016/5/9/chartex" xmlns:cx4="http://schemas.microsoft.com/office/drawing/2016/5/10/chartex" xmlns:cx5="http://schemas.microsoft.com/office/drawing/2016/5/11/chartex" xmlns:cx6="http://schemas.microsoft.com/office/drawing/2016/5/12/chartex" xmlns:cx7="http://schemas.microsoft.com/office/drawing/2016/5/13/chartex" xmlns:cx8="http://schemas.microsoft.com/office/drawing/2016/5/14/chartex" xmlns:mc="http://schemas.openxmlformats.org/markup-compatibility/2006" xmlns:aink="http://schemas.microsoft.com/office/drawing/2016/ink" xmlns:am3d="http://schemas.microsoft.com/office/drawing/2017/model3d" xmlns:o="urn:schemas-microsoft-com:office:office" xmlns:oel="http://schemas.microsoft.com/office/2019/extlst" xmlns:r="http://schemas.openxmlformats.org/officeDocument/2006/relationships" xmlns:m="http://schemas.openxmlformats.org/officeDocument/2006/math" xmlns:v="urn:schemas-microsoft-com:vml" xmlns:wp14="http://schemas.microsoft.com/office/word/2010/wordprocessingDrawing" xmlns:wp="http://schemas.openxmlformats.org/drawingml/2006/wordprocessingDrawing" xmlns:w10="urn:schemas-microsoft-com:office:word" xmlns:w="http://schemas.openxmlformats.org/wordprocessingml/2006/main" xmlns:w14="http://schemas.microsoft.com/office/word/2010/wordml" xmlns:w15="http://schemas.microsoft.com/office/word/2012/wordml" xmlns:w16cex="http://schemas.microsoft.com/office/word/2018/wordml/cex" xmlns:w16cid="http://schemas.microsoft.com/office/word/2016/wordml/cid" xmlns:w16="http://schemas.microsoft.com/office/word/2018/wordml" xmlns:w16du="http://schemas.microsoft.com/office/word/2023/wordml/word16du" xmlns:w16sdtdh="http://schemas.microsoft.com/office/word/2020/wordml/sdtdatahash" xmlns:w16sdtfl="http://schemas.microsoft.com/office/word/2024/wordml/sdtformatlock" xmlns:w16se="http://schemas.microsoft.com/office/word/2015/wordml/symex" xmlns:wpg="http://schemas.microsoft.com/office/word/2010/wordprocessingGroup" xmlns:wpi="http://schemas.microsoft.com/office/word/2010/wordprocessingInk" xmlns:wne="http://schemas.microsoft.com/office/word/2006/wordml" xmlns:wps="http://schemas.microsoft.com/office/word/2010/wordprocessingShape" mc:Ignorable="w14 w15 w16se w16cid w16 w16cex w16sdtdh w16sdtfl w16du wp14">
+<w:numbering xmlns:wpc="http://schemas.microsoft.com/office/word/2010/wordprocessingCanvas" xmlns:cx="http://schemas.microsoft.com/office/drawing/2014/chartex" xmlns:cx1="http://schemas.microsoft.com/office/drawing/2015/9/8/chartex" xmlns:cx2="http://schemas.microsoft.com/office/drawing/2015/10/21/chartex" xmlns:cx3="http://schemas.microsoft.com/office/drawing/2016/5/9/chartex" xmlns:cx4="http://schemas.microsoft.com/office/drawing/2016/5/10/chartex" xmlns:cx5="http://schemas.microsoft.com/office/drawing/2016/5/11/chartex" xmlns:cx6="http://schemas.microsoft.com/office/drawing/2016/5/12/chartex" xmlns:cx7="http://schemas.microsoft.com/office/drawing/2016/5/13/chartex" xmlns:cx8="http://schemas.microsoft.com/office/drawing/2016/5/14/chartex" xmlns:mc="http://schemas.openxmlformats.org/markup-compatibility/2006" xmlns:aink="http://schemas.microsoft.com/office/drawing/2016/ink" xmlns:am3d="http://schemas.microsoft.com/office/drawing/2017/model3d" xmlns:o="urn:schemas-microsoft-com:office:office" xmlns:oel="http://schemas.microsoft.com/office/2019/extlst" xmlns:r="http://schemas.openxmlformats.org/officeDocument/2006/relationships" xmlns:m="http://schemas.openxmlformats.org/officeDocument/2006/math" xmlns:v="urn:schemas-microsoft-com:vml" xmlns:wp14="http://schemas.microsoft.com/office/word/2010/wordprocessingDrawing" xmlns:wp="http://schemas.openxmlformats.org/drawingml/2006/wordprocessingDrawing" xmlns:w10="urn:schemas-microsoft-com:office:word" xmlns:w="http://schemas.openxmlformats.org/wordprocessingml/2006/main" xmlns:w14="http://schemas.microsoft.com/office/word/2010/wordml" xmlns:w15="http://schemas.microsoft.com/office/word/2012/wordml" xmlns:w16cei="http://schemas.microsoft.com/office/word/2026/wordml/cei" xmlns:w16cex="http://schemas.microsoft.com/office/word/2018/wordml/cex" xmlns:w16cid="http://schemas.microsoft.com/office/word/2016/wordml/cid" xmlns:w16="http://schemas.microsoft.com/office/word/2018/wordml" xmlns:w16du="http://schemas.microsoft.com/office/word/2023/wordml/word16du" xmlns:w16sdtdh="http://schemas.microsoft.com/office/word/2020/wordml/sdtdatahash" xmlns:w16sdtfl="http://schemas.microsoft.com/office/word/2024/wordml/sdtformatlock" xmlns:w16se="http://schemas.microsoft.com/office/word/2015/wordml/symex" xmlns:wpg="http://schemas.microsoft.com/office/word/2010/wordprocessingGroup" xmlns:wpi="http://schemas.microsoft.com/office/word/2010/wordprocessingInk" xmlns:wne="http://schemas.microsoft.com/office/word/2006/wordml" xmlns:wps="http://schemas.microsoft.com/office/word/2010/wordprocessingShape" mc:Ignorable="w14 w15 w16se w16cid w16 w16cex w16sdtdh w16sdtfl w16du wp14">
   <w:abstractNum w:abstractNumId="0" w15:restartNumberingAfterBreak="0">
     <w:nsid w:val="9096563A"/>
     <w:multiLevelType w:val="hybridMultilevel"/>
